--- a/Sprint20260921-20261002/HERO-68375_20261008_112534.docx
+++ b/Sprint20260921-20261002/HERO-68375_20261008_112534.docx
@@ -15,7 +15,22 @@
           <w:sz w:val="32"/>
           <w:u w:val="none"/>
         </w:rPr>
-        <w:t>HERO-68375 Test Report</w:t>
+        <w:t>HERO-68375 System Crash When Inputting Invalid Pattern in Check Listing Search Criteria Bug Fix Test Report</w:t>
+      </w:r>
+    </w:p>
+    <w:p>
+      <w:pPr>
+        <w:spacing w:before="0" w:after="80"/>
+      </w:pPr>
+      <w:r>
+        <w:rPr>
+          <w:rFonts w:ascii="Arial" w:hAnsi="Arial" w:eastAsia="Arial" w:cs="Arial"/>
+          <w:b w:val="0"/>
+          <w:color w:val="000000"/>
+          <w:sz w:val="20"/>
+          <w:u w:val="none"/>
+        </w:rPr>
+        <w:t>*Font: Arial | Language: English | Test Type: Functional Testing*</w:t>
       </w:r>
     </w:p>
     <w:p>
@@ -45,7 +60,7 @@
           <w:sz w:val="24"/>
           <w:u w:val="none"/>
         </w:rPr>
-        <w:t>F1.Reproduce Crash When Inputting Invalid Pattern in Search by Check No.</w:t>
+        <w:t>1. Invalid Search Pattern Handling in Check Listing</w:t>
       </w:r>
     </w:p>
     <w:p>
@@ -60,7 +75,7 @@
           <w:sz w:val="22"/>
           <w:u w:val="none"/>
         </w:rPr>
-        <w:t>F1.1.Reproduce Crash on Search by Check No. with Invalid Pattern</w:t>
+        <w:t>1.1 Verify System Does Not Crash When Searching by Check No. with an Invalid Pattern</w:t>
       </w:r>
     </w:p>
     <w:p>
@@ -91,7 +106,7 @@
           <w:sz w:val="20"/>
           <w:u w:val="none"/>
         </w:rPr>
-        <w:t>1. POS Client is installed and running on a Workstation (Windows 11 Enterprise) in the local test environment</w:t>
+        <w:t>1. A POS station is available and logged in.</w:t>
       </w:r>
     </w:p>
     <w:p>
@@ -107,39 +122,7 @@
           <w:sz w:val="20"/>
           <w:u w:val="none"/>
         </w:rPr>
-        <w:t>2. User is able to log in to a station with valid credentials and has Admin access</w:t>
-      </w:r>
-    </w:p>
-    <w:p>
-      <w:pPr>
-        <w:spacing w:before="0" w:after="40"/>
-        <w:ind w:left="360" w:hanging="240"/>
-      </w:pPr>
-      <w:r>
-        <w:rPr>
-          <w:rFonts w:ascii="Arial" w:hAnsi="Arial" w:eastAsia="Arial" w:cs="Arial"/>
-          <w:b w:val="0"/>
-          <w:color w:val="000000"/>
-          <w:sz w:val="20"/>
-          <w:u w:val="none"/>
-        </w:rPr>
-        <w:t>3. At least one check exists in the system so the Check Listing function returns data</w:t>
-      </w:r>
-    </w:p>
-    <w:p>
-      <w:pPr>
-        <w:spacing w:before="0" w:after="40"/>
-        <w:ind w:left="360" w:hanging="240"/>
-      </w:pPr>
-      <w:r>
-        <w:rPr>
-          <w:rFonts w:ascii="Arial" w:hAnsi="Arial" w:eastAsia="Arial" w:cs="Arial"/>
-          <w:b w:val="0"/>
-          <w:color w:val="000000"/>
-          <w:sz w:val="20"/>
-          <w:u w:val="none"/>
-        </w:rPr>
-        <w:t>4. The previous (unfixed) POS build is available for reproducing the original defect</w:t>
+        <w:t>2. The user has permission to access Admin &gt; Check Operation &gt; Check Listing.</w:t>
       </w:r>
     </w:p>
     <w:p>
@@ -170,7 +153,7 @@
           <w:sz w:val="20"/>
           <w:u w:val="none"/>
         </w:rPr>
-        <w:t>1. Log in to a station</w:t>
+        <w:t>1. Click the "Admin" button.</w:t>
       </w:r>
     </w:p>
     <w:p>
@@ -186,7 +169,7 @@
           <w:sz w:val="20"/>
           <w:u w:val="none"/>
         </w:rPr>
-        <w:t>2. Click the "Admin" button</w:t>
+        <w:t>2. Select the "Check Operation" tab.</w:t>
       </w:r>
     </w:p>
     <w:p>
@@ -202,7 +185,7 @@
           <w:sz w:val="20"/>
           <w:u w:val="none"/>
         </w:rPr>
-        <w:t>3. Select the "Check Operation" tab</w:t>
+        <w:t>3. Click the function "Check Listing".</w:t>
       </w:r>
     </w:p>
     <w:p>
@@ -218,7 +201,7 @@
           <w:sz w:val="20"/>
           <w:u w:val="none"/>
         </w:rPr>
-        <w:t>4. Click the "Check Listing" function</w:t>
+        <w:t>4. In one of the check listing tabs, click "Search by Check No.".</w:t>
       </w:r>
     </w:p>
     <w:p>
@@ -234,7 +217,7 @@
           <w:sz w:val="20"/>
           <w:u w:val="none"/>
         </w:rPr>
-        <w:t>5. In one of the Check Listing tabs, click the "Search by Check No." button</w:t>
+        <w:t>5. Input a searching criteria with an invalid pattern (for example special characters or an excessively long string).</w:t>
       </w:r>
     </w:p>
     <w:p>
@@ -250,23 +233,7 @@
           <w:sz w:val="20"/>
           <w:u w:val="none"/>
         </w:rPr>
-        <w:t>6. Input an invalid pattern in the search criteria (e.g. special characters, extremely long string, alphabetic string where numeric is expected, blank spaces only, or other malformed patterns)</w:t>
-      </w:r>
-    </w:p>
-    <w:p>
-      <w:pPr>
-        <w:spacing w:before="0" w:after="40"/>
-        <w:ind w:left="360" w:hanging="240"/>
-      </w:pPr>
-      <w:r>
-        <w:rPr>
-          <w:rFonts w:ascii="Arial" w:hAnsi="Arial" w:eastAsia="Arial" w:cs="Arial"/>
-          <w:b w:val="0"/>
-          <w:color w:val="000000"/>
-          <w:sz w:val="20"/>
-          <w:u w:val="none"/>
-        </w:rPr>
-        <w:t>7. Trigger the search action</w:t>
+        <w:t>6. Confirm the search.</w:t>
       </w:r>
     </w:p>
     <w:p>
@@ -297,55 +264,7 @@
           <w:sz w:val="20"/>
           <w:u w:val="none"/>
         </w:rPr>
-        <w:t>1. After submitting the invalid pattern, the system throws an unhandled error</w:t>
-      </w:r>
-    </w:p>
-    <w:p>
-      <w:pPr>
-        <w:spacing w:before="0" w:after="40"/>
-        <w:ind w:left="360" w:hanging="240"/>
-      </w:pPr>
-      <w:r>
-        <w:rPr>
-          <w:rFonts w:ascii="Arial" w:hAnsi="Arial" w:eastAsia="Arial" w:cs="Arial"/>
-          <w:b w:val="0"/>
-          <w:color w:val="000000"/>
-          <w:sz w:val="20"/>
-          <w:u w:val="none"/>
-        </w:rPr>
-        <w:t>2. The POS application crashes after step 6/7</w:t>
-      </w:r>
-    </w:p>
-    <w:p>
-      <w:pPr>
-        <w:spacing w:before="0" w:after="40"/>
-        <w:ind w:left="360" w:hanging="240"/>
-      </w:pPr>
-      <w:r>
-        <w:rPr>
-          <w:rFonts w:ascii="Arial" w:hAnsi="Arial" w:eastAsia="Arial" w:cs="Arial"/>
-          <w:b w:val="0"/>
-          <w:color w:val="000000"/>
-          <w:sz w:val="20"/>
-          <w:u w:val="none"/>
-        </w:rPr>
-        <w:t>3. The user is forced to relaunch POS to continue working</w:t>
-      </w:r>
-    </w:p>
-    <w:p>
-      <w:pPr>
-        <w:spacing w:before="0" w:after="40"/>
-        <w:ind w:left="360" w:hanging="240"/>
-      </w:pPr>
-      <w:r>
-        <w:rPr>
-          <w:rFonts w:ascii="Arial" w:hAnsi="Arial" w:eastAsia="Arial" w:cs="Arial"/>
-          <w:b w:val="0"/>
-          <w:color w:val="000000"/>
-          <w:sz w:val="20"/>
-          <w:u w:val="none"/>
-        </w:rPr>
-        <w:t>4. The defect is reproducible on the previous (unfixed) build</w:t>
+        <w:t>1. Before the fix, the system could encounter an error and even crash after the invalid check number pattern was submitted.</w:t>
       </w:r>
     </w:p>
     <w:p>
@@ -376,7 +295,7 @@
           <w:sz w:val="20"/>
           <w:u w:val="none"/>
         </w:rPr>
-        <w:t>1. After applying the fix, inputting the same invalid patterns no longer causes a crash</w:t>
+        <w:t>1. After the fix, the system does not crash or close when an invalid check number pattern is searched.</w:t>
       </w:r>
     </w:p>
     <w:p>
@@ -392,7 +311,7 @@
           <w:sz w:val="20"/>
           <w:u w:val="none"/>
         </w:rPr>
-        <w:t>2. The system handles the invalid input gracefully with a friendly validation message or returns an empty result set as appropriate</w:t>
+        <w:t>2. The system handles the invalid input gracefully and shows a proper empty result or validation prompt.</w:t>
       </w:r>
     </w:p>
     <w:p>
@@ -408,23 +327,7 @@
           <w:sz w:val="20"/>
           <w:u w:val="none"/>
         </w:rPr>
-        <w:t>3. POS continues to operate normally without being forced to relaunch</w:t>
-      </w:r>
-    </w:p>
-    <w:p>
-      <w:pPr>
-        <w:spacing w:before="0" w:after="40"/>
-        <w:ind w:left="360" w:hanging="240"/>
-      </w:pPr>
-      <w:r>
-        <w:rPr>
-          <w:rFonts w:ascii="Arial" w:hAnsi="Arial" w:eastAsia="Arial" w:cs="Arial"/>
-          <w:b w:val="0"/>
-          <w:color w:val="000000"/>
-          <w:sz w:val="20"/>
-          <w:u w:val="none"/>
-        </w:rPr>
-        <w:t>4. Valid Check No. patterns still return matching checks correctly after the fix</w:t>
+        <w:t>3. The Check Listing page remains usable for further searches.</w:t>
       </w:r>
     </w:p>
     <w:p>
@@ -439,7 +342,7 @@
           <w:sz w:val="22"/>
           <w:u w:val="none"/>
         </w:rPr>
-        <w:t>F1.2.Reproduce Crash on Search by Member No. with Invalid Pattern</w:t>
+        <w:t>1.2 Verify System Does Not Crash When Searching by Member No. with an Invalid Pattern</w:t>
       </w:r>
     </w:p>
     <w:p>
@@ -470,7 +373,7 @@
           <w:sz w:val="20"/>
           <w:u w:val="none"/>
         </w:rPr>
-        <w:t>1. POS Client is installed and running on a Workstation (Windows 11 Enterprise) in the local test environment</w:t>
+        <w:t>1. A POS station is available and logged in.</w:t>
       </w:r>
     </w:p>
     <w:p>
@@ -486,39 +389,7 @@
           <w:sz w:val="20"/>
           <w:u w:val="none"/>
         </w:rPr>
-        <w:t>2. User is able to log in to a station with valid credentials and has Admin access</w:t>
-      </w:r>
-    </w:p>
-    <w:p>
-      <w:pPr>
-        <w:spacing w:before="0" w:after="40"/>
-        <w:ind w:left="360" w:hanging="240"/>
-      </w:pPr>
-      <w:r>
-        <w:rPr>
-          <w:rFonts w:ascii="Arial" w:hAnsi="Arial" w:eastAsia="Arial" w:cs="Arial"/>
-          <w:b w:val="0"/>
-          <w:color w:val="000000"/>
-          <w:sz w:val="20"/>
-          <w:u w:val="none"/>
-        </w:rPr>
-        <w:t>3. At least one check with a member number exists in the system</w:t>
-      </w:r>
-    </w:p>
-    <w:p>
-      <w:pPr>
-        <w:spacing w:before="0" w:after="40"/>
-        <w:ind w:left="360" w:hanging="240"/>
-      </w:pPr>
-      <w:r>
-        <w:rPr>
-          <w:rFonts w:ascii="Arial" w:hAnsi="Arial" w:eastAsia="Arial" w:cs="Arial"/>
-          <w:b w:val="0"/>
-          <w:color w:val="000000"/>
-          <w:sz w:val="20"/>
-          <w:u w:val="none"/>
-        </w:rPr>
-        <w:t>4. The previous (unfixed) POS build is available for reproducing the original defect</w:t>
+        <w:t>2. The user has permission to access Admin &gt; Check Operation &gt; Check Listing.</w:t>
       </w:r>
     </w:p>
     <w:p>
@@ -549,7 +420,7 @@
           <w:sz w:val="20"/>
           <w:u w:val="none"/>
         </w:rPr>
-        <w:t>1. Log in to a station</w:t>
+        <w:t>1. Click "Admin" &gt; "Check Operation" &gt; "Check Listing".</w:t>
       </w:r>
     </w:p>
     <w:p>
@@ -565,7 +436,7 @@
           <w:sz w:val="20"/>
           <w:u w:val="none"/>
         </w:rPr>
-        <w:t>2. Click the "Admin" button</w:t>
+        <w:t>2. Click "Search by Member No.".</w:t>
       </w:r>
     </w:p>
     <w:p>
@@ -581,71 +452,7 @@
           <w:sz w:val="20"/>
           <w:u w:val="none"/>
         </w:rPr>
-        <w:t>3. Select the "Check Operation" tab</w:t>
-      </w:r>
-    </w:p>
-    <w:p>
-      <w:pPr>
-        <w:spacing w:before="0" w:after="40"/>
-        <w:ind w:left="360" w:hanging="240"/>
-      </w:pPr>
-      <w:r>
-        <w:rPr>
-          <w:rFonts w:ascii="Arial" w:hAnsi="Arial" w:eastAsia="Arial" w:cs="Arial"/>
-          <w:b w:val="0"/>
-          <w:color w:val="000000"/>
-          <w:sz w:val="20"/>
-          <w:u w:val="none"/>
-        </w:rPr>
-        <w:t>4. Click the "Check Listing" function</w:t>
-      </w:r>
-    </w:p>
-    <w:p>
-      <w:pPr>
-        <w:spacing w:before="0" w:after="40"/>
-        <w:ind w:left="360" w:hanging="240"/>
-      </w:pPr>
-      <w:r>
-        <w:rPr>
-          <w:rFonts w:ascii="Arial" w:hAnsi="Arial" w:eastAsia="Arial" w:cs="Arial"/>
-          <w:b w:val="0"/>
-          <w:color w:val="000000"/>
-          <w:sz w:val="20"/>
-          <w:u w:val="none"/>
-        </w:rPr>
-        <w:t>5. In one of the Check Listing tabs, click the "Search by Member No." button</w:t>
-      </w:r>
-    </w:p>
-    <w:p>
-      <w:pPr>
-        <w:spacing w:before="0" w:after="40"/>
-        <w:ind w:left="360" w:hanging="240"/>
-      </w:pPr>
-      <w:r>
-        <w:rPr>
-          <w:rFonts w:ascii="Arial" w:hAnsi="Arial" w:eastAsia="Arial" w:cs="Arial"/>
-          <w:b w:val="0"/>
-          <w:color w:val="000000"/>
-          <w:sz w:val="20"/>
-          <w:u w:val="none"/>
-        </w:rPr>
-        <w:t>6. Input an invalid pattern in the search criteria (e.g. special characters, extremely long string, malformed patterns)</w:t>
-      </w:r>
-    </w:p>
-    <w:p>
-      <w:pPr>
-        <w:spacing w:before="0" w:after="40"/>
-        <w:ind w:left="360" w:hanging="240"/>
-      </w:pPr>
-      <w:r>
-        <w:rPr>
-          <w:rFonts w:ascii="Arial" w:hAnsi="Arial" w:eastAsia="Arial" w:cs="Arial"/>
-          <w:b w:val="0"/>
-          <w:color w:val="000000"/>
-          <w:sz w:val="20"/>
-          <w:u w:val="none"/>
-        </w:rPr>
-        <w:t>7. Trigger the search action</w:t>
+        <w:t>3. Input a searching criteria with an invalid pattern and confirm the search.</w:t>
       </w:r>
     </w:p>
     <w:p>
@@ -676,55 +483,7 @@
           <w:sz w:val="20"/>
           <w:u w:val="none"/>
         </w:rPr>
-        <w:t>1. After submitting the invalid pattern, the system throws an unhandled error</w:t>
-      </w:r>
-    </w:p>
-    <w:p>
-      <w:pPr>
-        <w:spacing w:before="0" w:after="40"/>
-        <w:ind w:left="360" w:hanging="240"/>
-      </w:pPr>
-      <w:r>
-        <w:rPr>
-          <w:rFonts w:ascii="Arial" w:hAnsi="Arial" w:eastAsia="Arial" w:cs="Arial"/>
-          <w:b w:val="0"/>
-          <w:color w:val="000000"/>
-          <w:sz w:val="20"/>
-          <w:u w:val="none"/>
-        </w:rPr>
-        <w:t>2. The POS application crashes after step 6/7</w:t>
-      </w:r>
-    </w:p>
-    <w:p>
-      <w:pPr>
-        <w:spacing w:before="0" w:after="40"/>
-        <w:ind w:left="360" w:hanging="240"/>
-      </w:pPr>
-      <w:r>
-        <w:rPr>
-          <w:rFonts w:ascii="Arial" w:hAnsi="Arial" w:eastAsia="Arial" w:cs="Arial"/>
-          <w:b w:val="0"/>
-          <w:color w:val="000000"/>
-          <w:sz w:val="20"/>
-          <w:u w:val="none"/>
-        </w:rPr>
-        <w:t>3. The user is forced to relaunch POS to continue working</w:t>
-      </w:r>
-    </w:p>
-    <w:p>
-      <w:pPr>
-        <w:spacing w:before="0" w:after="40"/>
-        <w:ind w:left="360" w:hanging="240"/>
-      </w:pPr>
-      <w:r>
-        <w:rPr>
-          <w:rFonts w:ascii="Arial" w:hAnsi="Arial" w:eastAsia="Arial" w:cs="Arial"/>
-          <w:b w:val="0"/>
-          <w:color w:val="000000"/>
-          <w:sz w:val="20"/>
-          <w:u w:val="none"/>
-        </w:rPr>
-        <w:t>4. The defect is reproducible on the previous (unfixed) build</w:t>
+        <w:t>1. Before the fix, an invalid member number pattern could cause the system to error or crash.</w:t>
       </w:r>
     </w:p>
     <w:p>
@@ -755,7 +514,7 @@
           <w:sz w:val="20"/>
           <w:u w:val="none"/>
         </w:rPr>
-        <w:t>1. After applying the fix, inputting the same invalid patterns no longer causes a crash</w:t>
+        <w:t>1. After the fix, the system stays stable and does not crash when an invalid member number pattern is searched.</w:t>
       </w:r>
     </w:p>
     <w:p>
@@ -771,39 +530,7 @@
           <w:sz w:val="20"/>
           <w:u w:val="none"/>
         </w:rPr>
-        <w:t>2. The system handles the invalid input gracefully</w:t>
-      </w:r>
-    </w:p>
-    <w:p>
-      <w:pPr>
-        <w:spacing w:before="0" w:after="40"/>
-        <w:ind w:left="360" w:hanging="240"/>
-      </w:pPr>
-      <w:r>
-        <w:rPr>
-          <w:rFonts w:ascii="Arial" w:hAnsi="Arial" w:eastAsia="Arial" w:cs="Arial"/>
-          <w:b w:val="0"/>
-          <w:color w:val="000000"/>
-          <w:sz w:val="20"/>
-          <w:u w:val="none"/>
-        </w:rPr>
-        <w:t>3. POS continues to operate normally without being forced to relaunch</w:t>
-      </w:r>
-    </w:p>
-    <w:p>
-      <w:pPr>
-        <w:spacing w:before="0" w:after="40"/>
-        <w:ind w:left="360" w:hanging="240"/>
-      </w:pPr>
-      <w:r>
-        <w:rPr>
-          <w:rFonts w:ascii="Arial" w:hAnsi="Arial" w:eastAsia="Arial" w:cs="Arial"/>
-          <w:b w:val="0"/>
-          <w:color w:val="000000"/>
-          <w:sz w:val="20"/>
-          <w:u w:val="none"/>
-        </w:rPr>
-        <w:t>4. Valid Member No. patterns still return matching checks correctly after the fix</w:t>
+        <w:t>2. A proper empty result or validation prompt is shown and the Check Listing page remains usable.</w:t>
       </w:r>
     </w:p>
     <w:p>
@@ -818,7 +545,7 @@
           <w:sz w:val="22"/>
           <w:u w:val="none"/>
         </w:rPr>
-        <w:t>F1.3.Reproduce Crash on Search by Room No. with Invalid Pattern</w:t>
+        <w:t>1.3 Verify System Does Not Crash When Searching by Room No. with an Invalid Pattern</w:t>
       </w:r>
     </w:p>
     <w:p>
@@ -849,7 +576,7 @@
           <w:sz w:val="20"/>
           <w:u w:val="none"/>
         </w:rPr>
-        <w:t>1. POS Client is installed and running on a Workstation (Windows 11 Enterprise) in the local test environment</w:t>
+        <w:t>1. A POS station is available and logged in.</w:t>
       </w:r>
     </w:p>
     <w:p>
@@ -865,39 +592,7 @@
           <w:sz w:val="20"/>
           <w:u w:val="none"/>
         </w:rPr>
-        <w:t>2. User is able to log in to a station with valid credentials and has Admin access</w:t>
-      </w:r>
-    </w:p>
-    <w:p>
-      <w:pPr>
-        <w:spacing w:before="0" w:after="40"/>
-        <w:ind w:left="360" w:hanging="240"/>
-      </w:pPr>
-      <w:r>
-        <w:rPr>
-          <w:rFonts w:ascii="Arial" w:hAnsi="Arial" w:eastAsia="Arial" w:cs="Arial"/>
-          <w:b w:val="0"/>
-          <w:color w:val="000000"/>
-          <w:sz w:val="20"/>
-          <w:u w:val="none"/>
-        </w:rPr>
-        <w:t>3. At least one check associated with a room number exists in the system</w:t>
-      </w:r>
-    </w:p>
-    <w:p>
-      <w:pPr>
-        <w:spacing w:before="0" w:after="40"/>
-        <w:ind w:left="360" w:hanging="240"/>
-      </w:pPr>
-      <w:r>
-        <w:rPr>
-          <w:rFonts w:ascii="Arial" w:hAnsi="Arial" w:eastAsia="Arial" w:cs="Arial"/>
-          <w:b w:val="0"/>
-          <w:color w:val="000000"/>
-          <w:sz w:val="20"/>
-          <w:u w:val="none"/>
-        </w:rPr>
-        <w:t>4. The previous (unfixed) POS build is available for reproducing the original defect</w:t>
+        <w:t>2. The user has permission to access Admin &gt; Check Operation &gt; Check Listing.</w:t>
       </w:r>
     </w:p>
     <w:p>
@@ -928,7 +623,7 @@
           <w:sz w:val="20"/>
           <w:u w:val="none"/>
         </w:rPr>
-        <w:t>1. Log in to a station</w:t>
+        <w:t>1. Click "Admin" &gt; "Check Operation" &gt; "Check Listing".</w:t>
       </w:r>
     </w:p>
     <w:p>
@@ -944,7 +639,7 @@
           <w:sz w:val="20"/>
           <w:u w:val="none"/>
         </w:rPr>
-        <w:t>2. Click the "Admin" button</w:t>
+        <w:t>2. Click "Search by Room No.".</w:t>
       </w:r>
     </w:p>
     <w:p>
@@ -960,71 +655,7 @@
           <w:sz w:val="20"/>
           <w:u w:val="none"/>
         </w:rPr>
-        <w:t>3. Select the "Check Operation" tab</w:t>
-      </w:r>
-    </w:p>
-    <w:p>
-      <w:pPr>
-        <w:spacing w:before="0" w:after="40"/>
-        <w:ind w:left="360" w:hanging="240"/>
-      </w:pPr>
-      <w:r>
-        <w:rPr>
-          <w:rFonts w:ascii="Arial" w:hAnsi="Arial" w:eastAsia="Arial" w:cs="Arial"/>
-          <w:b w:val="0"/>
-          <w:color w:val="000000"/>
-          <w:sz w:val="20"/>
-          <w:u w:val="none"/>
-        </w:rPr>
-        <w:t>4. Click the "Check Listing" function</w:t>
-      </w:r>
-    </w:p>
-    <w:p>
-      <w:pPr>
-        <w:spacing w:before="0" w:after="40"/>
-        <w:ind w:left="360" w:hanging="240"/>
-      </w:pPr>
-      <w:r>
-        <w:rPr>
-          <w:rFonts w:ascii="Arial" w:hAnsi="Arial" w:eastAsia="Arial" w:cs="Arial"/>
-          <w:b w:val="0"/>
-          <w:color w:val="000000"/>
-          <w:sz w:val="20"/>
-          <w:u w:val="none"/>
-        </w:rPr>
-        <w:t>5. In one of the Check Listing tabs, click the "Search by Room No." button</w:t>
-      </w:r>
-    </w:p>
-    <w:p>
-      <w:pPr>
-        <w:spacing w:before="0" w:after="40"/>
-        <w:ind w:left="360" w:hanging="240"/>
-      </w:pPr>
-      <w:r>
-        <w:rPr>
-          <w:rFonts w:ascii="Arial" w:hAnsi="Arial" w:eastAsia="Arial" w:cs="Arial"/>
-          <w:b w:val="0"/>
-          <w:color w:val="000000"/>
-          <w:sz w:val="20"/>
-          <w:u w:val="none"/>
-        </w:rPr>
-        <w:t>6. Input an invalid pattern in the search criteria (e.g. special characters, extremely long string, malformed patterns)</w:t>
-      </w:r>
-    </w:p>
-    <w:p>
-      <w:pPr>
-        <w:spacing w:before="0" w:after="40"/>
-        <w:ind w:left="360" w:hanging="240"/>
-      </w:pPr>
-      <w:r>
-        <w:rPr>
-          <w:rFonts w:ascii="Arial" w:hAnsi="Arial" w:eastAsia="Arial" w:cs="Arial"/>
-          <w:b w:val="0"/>
-          <w:color w:val="000000"/>
-          <w:sz w:val="20"/>
-          <w:u w:val="none"/>
-        </w:rPr>
-        <w:t>7. Trigger the search action</w:t>
+        <w:t>3. Input a searching criteria with an invalid pattern and confirm the search.</w:t>
       </w:r>
     </w:p>
     <w:p>
@@ -1055,55 +686,7 @@
           <w:sz w:val="20"/>
           <w:u w:val="none"/>
         </w:rPr>
-        <w:t>1. After submitting the invalid pattern, the system throws an unhandled error</w:t>
-      </w:r>
-    </w:p>
-    <w:p>
-      <w:pPr>
-        <w:spacing w:before="0" w:after="40"/>
-        <w:ind w:left="360" w:hanging="240"/>
-      </w:pPr>
-      <w:r>
-        <w:rPr>
-          <w:rFonts w:ascii="Arial" w:hAnsi="Arial" w:eastAsia="Arial" w:cs="Arial"/>
-          <w:b w:val="0"/>
-          <w:color w:val="000000"/>
-          <w:sz w:val="20"/>
-          <w:u w:val="none"/>
-        </w:rPr>
-        <w:t>2. The POS application crashes after step 6/7</w:t>
-      </w:r>
-    </w:p>
-    <w:p>
-      <w:pPr>
-        <w:spacing w:before="0" w:after="40"/>
-        <w:ind w:left="360" w:hanging="240"/>
-      </w:pPr>
-      <w:r>
-        <w:rPr>
-          <w:rFonts w:ascii="Arial" w:hAnsi="Arial" w:eastAsia="Arial" w:cs="Arial"/>
-          <w:b w:val="0"/>
-          <w:color w:val="000000"/>
-          <w:sz w:val="20"/>
-          <w:u w:val="none"/>
-        </w:rPr>
-        <w:t>3. The user is forced to relaunch POS to continue working</w:t>
-      </w:r>
-    </w:p>
-    <w:p>
-      <w:pPr>
-        <w:spacing w:before="0" w:after="40"/>
-        <w:ind w:left="360" w:hanging="240"/>
-      </w:pPr>
-      <w:r>
-        <w:rPr>
-          <w:rFonts w:ascii="Arial" w:hAnsi="Arial" w:eastAsia="Arial" w:cs="Arial"/>
-          <w:b w:val="0"/>
-          <w:color w:val="000000"/>
-          <w:sz w:val="20"/>
-          <w:u w:val="none"/>
-        </w:rPr>
-        <w:t>4. The defect is reproducible on the previous (unfixed) build</w:t>
+        <w:t>1. Before the fix, an invalid room number pattern could cause the system to error or crash.</w:t>
       </w:r>
     </w:p>
     <w:p>
@@ -1134,7 +717,7 @@
           <w:sz w:val="20"/>
           <w:u w:val="none"/>
         </w:rPr>
-        <w:t>1. After applying the fix, inputting the same invalid patterns no longer causes a crash</w:t>
+        <w:t>1. After the fix, the system stays stable and does not crash when an invalid room number pattern is searched.</w:t>
       </w:r>
     </w:p>
     <w:p>
@@ -1150,39 +733,7 @@
           <w:sz w:val="20"/>
           <w:u w:val="none"/>
         </w:rPr>
-        <w:t>2. The system handles the invalid input gracefully</w:t>
-      </w:r>
-    </w:p>
-    <w:p>
-      <w:pPr>
-        <w:spacing w:before="0" w:after="40"/>
-        <w:ind w:left="360" w:hanging="240"/>
-      </w:pPr>
-      <w:r>
-        <w:rPr>
-          <w:rFonts w:ascii="Arial" w:hAnsi="Arial" w:eastAsia="Arial" w:cs="Arial"/>
-          <w:b w:val="0"/>
-          <w:color w:val="000000"/>
-          <w:sz w:val="20"/>
-          <w:u w:val="none"/>
-        </w:rPr>
-        <w:t>3. POS continues to operate normally without being forced to relaunch</w:t>
-      </w:r>
-    </w:p>
-    <w:p>
-      <w:pPr>
-        <w:spacing w:before="0" w:after="40"/>
-        <w:ind w:left="360" w:hanging="240"/>
-      </w:pPr>
-      <w:r>
-        <w:rPr>
-          <w:rFonts w:ascii="Arial" w:hAnsi="Arial" w:eastAsia="Arial" w:cs="Arial"/>
-          <w:b w:val="0"/>
-          <w:color w:val="000000"/>
-          <w:sz w:val="20"/>
-          <w:u w:val="none"/>
-        </w:rPr>
-        <w:t>4. Valid Room No. patterns still return matching checks correctly after the fix</w:t>
+        <w:t>2. A proper empty result or validation prompt is shown and the Check Listing page remains usable.</w:t>
       </w:r>
     </w:p>
     <w:p>
@@ -1197,7 +748,7 @@
           <w:sz w:val="22"/>
           <w:u w:val="none"/>
         </w:rPr>
-        <w:t>F1.4.Reproduce Crash on Search by Table No. with Invalid Pattern</w:t>
+        <w:t>1.4 Verify System Does Not Crash When Searching by Table No. with an Invalid Pattern</w:t>
       </w:r>
     </w:p>
     <w:p>
@@ -1228,7 +779,7 @@
           <w:sz w:val="20"/>
           <w:u w:val="none"/>
         </w:rPr>
-        <w:t>1. POS Client is installed and running on a Workstation (Windows 11 Enterprise) in the local test environment</w:t>
+        <w:t>1. A POS station is available and logged in.</w:t>
       </w:r>
     </w:p>
     <w:p>
@@ -1244,39 +795,7 @@
           <w:sz w:val="20"/>
           <w:u w:val="none"/>
         </w:rPr>
-        <w:t>2. User is able to log in to a station with valid credentials and has Admin access</w:t>
-      </w:r>
-    </w:p>
-    <w:p>
-      <w:pPr>
-        <w:spacing w:before="0" w:after="40"/>
-        <w:ind w:left="360" w:hanging="240"/>
-      </w:pPr>
-      <w:r>
-        <w:rPr>
-          <w:rFonts w:ascii="Arial" w:hAnsi="Arial" w:eastAsia="Arial" w:cs="Arial"/>
-          <w:b w:val="0"/>
-          <w:color w:val="000000"/>
-          <w:sz w:val="20"/>
-          <w:u w:val="none"/>
-        </w:rPr>
-        <w:t>3. At least one check associated with a table number exists in the system</w:t>
-      </w:r>
-    </w:p>
-    <w:p>
-      <w:pPr>
-        <w:spacing w:before="0" w:after="40"/>
-        <w:ind w:left="360" w:hanging="240"/>
-      </w:pPr>
-      <w:r>
-        <w:rPr>
-          <w:rFonts w:ascii="Arial" w:hAnsi="Arial" w:eastAsia="Arial" w:cs="Arial"/>
-          <w:b w:val="0"/>
-          <w:color w:val="000000"/>
-          <w:sz w:val="20"/>
-          <w:u w:val="none"/>
-        </w:rPr>
-        <w:t>4. The previous (unfixed) POS build is available for reproducing the original defect</w:t>
+        <w:t>2. The user has permission to access Admin &gt; Check Operation &gt; Check Listing.</w:t>
       </w:r>
     </w:p>
     <w:p>
@@ -1307,7 +826,7 @@
           <w:sz w:val="20"/>
           <w:u w:val="none"/>
         </w:rPr>
-        <w:t>1. Log in to a station</w:t>
+        <w:t>1. Click "Admin" &gt; "Check Operation" &gt; "Check Listing".</w:t>
       </w:r>
     </w:p>
     <w:p>
@@ -1323,7 +842,7 @@
           <w:sz w:val="20"/>
           <w:u w:val="none"/>
         </w:rPr>
-        <w:t>2. Click the "Admin" button</w:t>
+        <w:t>2. Click "Search by Table No.".</w:t>
       </w:r>
     </w:p>
     <w:p>
@@ -1339,71 +858,7 @@
           <w:sz w:val="20"/>
           <w:u w:val="none"/>
         </w:rPr>
-        <w:t>3. Select the "Check Operation" tab</w:t>
-      </w:r>
-    </w:p>
-    <w:p>
-      <w:pPr>
-        <w:spacing w:before="0" w:after="40"/>
-        <w:ind w:left="360" w:hanging="240"/>
-      </w:pPr>
-      <w:r>
-        <w:rPr>
-          <w:rFonts w:ascii="Arial" w:hAnsi="Arial" w:eastAsia="Arial" w:cs="Arial"/>
-          <w:b w:val="0"/>
-          <w:color w:val="000000"/>
-          <w:sz w:val="20"/>
-          <w:u w:val="none"/>
-        </w:rPr>
-        <w:t>4. Click the "Check Listing" function</w:t>
-      </w:r>
-    </w:p>
-    <w:p>
-      <w:pPr>
-        <w:spacing w:before="0" w:after="40"/>
-        <w:ind w:left="360" w:hanging="240"/>
-      </w:pPr>
-      <w:r>
-        <w:rPr>
-          <w:rFonts w:ascii="Arial" w:hAnsi="Arial" w:eastAsia="Arial" w:cs="Arial"/>
-          <w:b w:val="0"/>
-          <w:color w:val="000000"/>
-          <w:sz w:val="20"/>
-          <w:u w:val="none"/>
-        </w:rPr>
-        <w:t>5. In one of the Check Listing tabs, click the "Search by Table No." button</w:t>
-      </w:r>
-    </w:p>
-    <w:p>
-      <w:pPr>
-        <w:spacing w:before="0" w:after="40"/>
-        <w:ind w:left="360" w:hanging="240"/>
-      </w:pPr>
-      <w:r>
-        <w:rPr>
-          <w:rFonts w:ascii="Arial" w:hAnsi="Arial" w:eastAsia="Arial" w:cs="Arial"/>
-          <w:b w:val="0"/>
-          <w:color w:val="000000"/>
-          <w:sz w:val="20"/>
-          <w:u w:val="none"/>
-        </w:rPr>
-        <w:t>6. Input an invalid pattern in the search criteria (e.g. special characters, extremely long string, malformed patterns)</w:t>
-      </w:r>
-    </w:p>
-    <w:p>
-      <w:pPr>
-        <w:spacing w:before="0" w:after="40"/>
-        <w:ind w:left="360" w:hanging="240"/>
-      </w:pPr>
-      <w:r>
-        <w:rPr>
-          <w:rFonts w:ascii="Arial" w:hAnsi="Arial" w:eastAsia="Arial" w:cs="Arial"/>
-          <w:b w:val="0"/>
-          <w:color w:val="000000"/>
-          <w:sz w:val="20"/>
-          <w:u w:val="none"/>
-        </w:rPr>
-        <w:t>7. Trigger the search action</w:t>
+        <w:t>3. Input a searching criteria with an invalid pattern and confirm the search.</w:t>
       </w:r>
     </w:p>
     <w:p>
@@ -1434,55 +889,7 @@
           <w:sz w:val="20"/>
           <w:u w:val="none"/>
         </w:rPr>
-        <w:t>1. After submitting the invalid pattern, the system throws an unhandled error</w:t>
-      </w:r>
-    </w:p>
-    <w:p>
-      <w:pPr>
-        <w:spacing w:before="0" w:after="40"/>
-        <w:ind w:left="360" w:hanging="240"/>
-      </w:pPr>
-      <w:r>
-        <w:rPr>
-          <w:rFonts w:ascii="Arial" w:hAnsi="Arial" w:eastAsia="Arial" w:cs="Arial"/>
-          <w:b w:val="0"/>
-          <w:color w:val="000000"/>
-          <w:sz w:val="20"/>
-          <w:u w:val="none"/>
-        </w:rPr>
-        <w:t>2. The POS application crashes after step 6/7</w:t>
-      </w:r>
-    </w:p>
-    <w:p>
-      <w:pPr>
-        <w:spacing w:before="0" w:after="40"/>
-        <w:ind w:left="360" w:hanging="240"/>
-      </w:pPr>
-      <w:r>
-        <w:rPr>
-          <w:rFonts w:ascii="Arial" w:hAnsi="Arial" w:eastAsia="Arial" w:cs="Arial"/>
-          <w:b w:val="0"/>
-          <w:color w:val="000000"/>
-          <w:sz w:val="20"/>
-          <w:u w:val="none"/>
-        </w:rPr>
-        <w:t>3. The user is forced to relaunch POS to continue working</w:t>
-      </w:r>
-    </w:p>
-    <w:p>
-      <w:pPr>
-        <w:spacing w:before="0" w:after="40"/>
-        <w:ind w:left="360" w:hanging="240"/>
-      </w:pPr>
-      <w:r>
-        <w:rPr>
-          <w:rFonts w:ascii="Arial" w:hAnsi="Arial" w:eastAsia="Arial" w:cs="Arial"/>
-          <w:b w:val="0"/>
-          <w:color w:val="000000"/>
-          <w:sz w:val="20"/>
-          <w:u w:val="none"/>
-        </w:rPr>
-        <w:t>4. The defect is reproducible on the previous (unfixed) build</w:t>
+        <w:t>1. Before the fix, an invalid table number pattern could cause the system to error or crash.</w:t>
       </w:r>
     </w:p>
     <w:p>
@@ -1513,7 +920,7 @@
           <w:sz w:val="20"/>
           <w:u w:val="none"/>
         </w:rPr>
-        <w:t>1. After applying the fix, inputting the same invalid patterns no longer causes a crash</w:t>
+        <w:t>1. After the fix, the system stays stable and does not crash when an invalid table number pattern is searched.</w:t>
       </w:r>
     </w:p>
     <w:p>
@@ -1529,39 +936,7 @@
           <w:sz w:val="20"/>
           <w:u w:val="none"/>
         </w:rPr>
-        <w:t>2. The system handles the invalid input gracefully</w:t>
-      </w:r>
-    </w:p>
-    <w:p>
-      <w:pPr>
-        <w:spacing w:before="0" w:after="40"/>
-        <w:ind w:left="360" w:hanging="240"/>
-      </w:pPr>
-      <w:r>
-        <w:rPr>
-          <w:rFonts w:ascii="Arial" w:hAnsi="Arial" w:eastAsia="Arial" w:cs="Arial"/>
-          <w:b w:val="0"/>
-          <w:color w:val="000000"/>
-          <w:sz w:val="20"/>
-          <w:u w:val="none"/>
-        </w:rPr>
-        <w:t>3. POS continues to operate normally without being forced to relaunch</w:t>
-      </w:r>
-    </w:p>
-    <w:p>
-      <w:pPr>
-        <w:spacing w:before="0" w:after="40"/>
-        <w:ind w:left="360" w:hanging="240"/>
-      </w:pPr>
-      <w:r>
-        <w:rPr>
-          <w:rFonts w:ascii="Arial" w:hAnsi="Arial" w:eastAsia="Arial" w:cs="Arial"/>
-          <w:b w:val="0"/>
-          <w:color w:val="000000"/>
-          <w:sz w:val="20"/>
-          <w:u w:val="none"/>
-        </w:rPr>
-        <w:t>4. Valid Table No. patterns still return matching checks correctly after the fix</w:t>
+        <w:t>2. A proper empty result or validation prompt is shown and the Check Listing page remains usable.</w:t>
       </w:r>
     </w:p>
     <w:p>
@@ -1576,7 +951,7 @@
           <w:sz w:val="22"/>
           <w:u w:val="none"/>
         </w:rPr>
-        <w:t>F1.5.Reproduce Crash on Search by Criteria with Invalid Pattern</w:t>
+        <w:t>1.5 Verify System Does Not Crash When Searching by Criteria with an Invalid Pattern</w:t>
       </w:r>
     </w:p>
     <w:p>
@@ -1607,7 +982,7 @@
           <w:sz w:val="20"/>
           <w:u w:val="none"/>
         </w:rPr>
-        <w:t>1. POS Client is installed and running on a Workstation (Windows 11 Enterprise) in the local test environment</w:t>
+        <w:t>1. A POS station is available and logged in.</w:t>
       </w:r>
     </w:p>
     <w:p>
@@ -1623,39 +998,7 @@
           <w:sz w:val="20"/>
           <w:u w:val="none"/>
         </w:rPr>
-        <w:t>2. User is able to log in to a station with valid credentials and has Admin access</w:t>
-      </w:r>
-    </w:p>
-    <w:p>
-      <w:pPr>
-        <w:spacing w:before="0" w:after="40"/>
-        <w:ind w:left="360" w:hanging="240"/>
-      </w:pPr>
-      <w:r>
-        <w:rPr>
-          <w:rFonts w:ascii="Arial" w:hAnsi="Arial" w:eastAsia="Arial" w:cs="Arial"/>
-          <w:b w:val="0"/>
-          <w:color w:val="000000"/>
-          <w:sz w:val="20"/>
-          <w:u w:val="none"/>
-        </w:rPr>
-        <w:t>3. At least one check exists in the system so the Check Listing function returns data</w:t>
-      </w:r>
-    </w:p>
-    <w:p>
-      <w:pPr>
-        <w:spacing w:before="0" w:after="40"/>
-        <w:ind w:left="360" w:hanging="240"/>
-      </w:pPr>
-      <w:r>
-        <w:rPr>
-          <w:rFonts w:ascii="Arial" w:hAnsi="Arial" w:eastAsia="Arial" w:cs="Arial"/>
-          <w:b w:val="0"/>
-          <w:color w:val="000000"/>
-          <w:sz w:val="20"/>
-          <w:u w:val="none"/>
-        </w:rPr>
-        <w:t>4. The previous (unfixed) POS build is available for reproducing the original defect</w:t>
+        <w:t>2. The user has permission to access Admin &gt; Check Operation &gt; Check Listing.</w:t>
       </w:r>
     </w:p>
     <w:p>
@@ -1686,7 +1029,7 @@
           <w:sz w:val="20"/>
           <w:u w:val="none"/>
         </w:rPr>
-        <w:t>1. Log in to a station</w:t>
+        <w:t>1. Click "Admin" &gt; "Check Operation" &gt; "Check Listing".</w:t>
       </w:r>
     </w:p>
     <w:p>
@@ -1702,7 +1045,7 @@
           <w:sz w:val="20"/>
           <w:u w:val="none"/>
         </w:rPr>
-        <w:t>2. Click the "Admin" button</w:t>
+        <w:t>2. Click "Search by Criteria".</w:t>
       </w:r>
     </w:p>
     <w:p>
@@ -1718,71 +1061,7 @@
           <w:sz w:val="20"/>
           <w:u w:val="none"/>
         </w:rPr>
-        <w:t>3. Select the "Check Operation" tab</w:t>
-      </w:r>
-    </w:p>
-    <w:p>
-      <w:pPr>
-        <w:spacing w:before="0" w:after="40"/>
-        <w:ind w:left="360" w:hanging="240"/>
-      </w:pPr>
-      <w:r>
-        <w:rPr>
-          <w:rFonts w:ascii="Arial" w:hAnsi="Arial" w:eastAsia="Arial" w:cs="Arial"/>
-          <w:b w:val="0"/>
-          <w:color w:val="000000"/>
-          <w:sz w:val="20"/>
-          <w:u w:val="none"/>
-        </w:rPr>
-        <w:t>4. Click the "Check Listing" function</w:t>
-      </w:r>
-    </w:p>
-    <w:p>
-      <w:pPr>
-        <w:spacing w:before="0" w:after="40"/>
-        <w:ind w:left="360" w:hanging="240"/>
-      </w:pPr>
-      <w:r>
-        <w:rPr>
-          <w:rFonts w:ascii="Arial" w:hAnsi="Arial" w:eastAsia="Arial" w:cs="Arial"/>
-          <w:b w:val="0"/>
-          <w:color w:val="000000"/>
-          <w:sz w:val="20"/>
-          <w:u w:val="none"/>
-        </w:rPr>
-        <w:t>5. In one of the Check Listing tabs, click the "Search by Criteria" button</w:t>
-      </w:r>
-    </w:p>
-    <w:p>
-      <w:pPr>
-        <w:spacing w:before="0" w:after="40"/>
-        <w:ind w:left="360" w:hanging="240"/>
-      </w:pPr>
-      <w:r>
-        <w:rPr>
-          <w:rFonts w:ascii="Arial" w:hAnsi="Arial" w:eastAsia="Arial" w:cs="Arial"/>
-          <w:b w:val="0"/>
-          <w:color w:val="000000"/>
-          <w:sz w:val="20"/>
-          <w:u w:val="none"/>
-        </w:rPr>
-        <w:t>6. Input an invalid pattern in the search criteria (e.g. special characters, extremely long string, malformed patterns, unsupported operators)</w:t>
-      </w:r>
-    </w:p>
-    <w:p>
-      <w:pPr>
-        <w:spacing w:before="0" w:after="40"/>
-        <w:ind w:left="360" w:hanging="240"/>
-      </w:pPr>
-      <w:r>
-        <w:rPr>
-          <w:rFonts w:ascii="Arial" w:hAnsi="Arial" w:eastAsia="Arial" w:cs="Arial"/>
-          <w:b w:val="0"/>
-          <w:color w:val="000000"/>
-          <w:sz w:val="20"/>
-          <w:u w:val="none"/>
-        </w:rPr>
-        <w:t>7. Trigger the search action</w:t>
+        <w:t>3. Input an invalid pattern in the criteria field(s) and confirm the search.</w:t>
       </w:r>
     </w:p>
     <w:p>
@@ -1813,55 +1092,7 @@
           <w:sz w:val="20"/>
           <w:u w:val="none"/>
         </w:rPr>
-        <w:t>1. After submitting the invalid pattern, the system throws an unhandled error</w:t>
-      </w:r>
-    </w:p>
-    <w:p>
-      <w:pPr>
-        <w:spacing w:before="0" w:after="40"/>
-        <w:ind w:left="360" w:hanging="240"/>
-      </w:pPr>
-      <w:r>
-        <w:rPr>
-          <w:rFonts w:ascii="Arial" w:hAnsi="Arial" w:eastAsia="Arial" w:cs="Arial"/>
-          <w:b w:val="0"/>
-          <w:color w:val="000000"/>
-          <w:sz w:val="20"/>
-          <w:u w:val="none"/>
-        </w:rPr>
-        <w:t>2. The POS application crashes after step 6/7</w:t>
-      </w:r>
-    </w:p>
-    <w:p>
-      <w:pPr>
-        <w:spacing w:before="0" w:after="40"/>
-        <w:ind w:left="360" w:hanging="240"/>
-      </w:pPr>
-      <w:r>
-        <w:rPr>
-          <w:rFonts w:ascii="Arial" w:hAnsi="Arial" w:eastAsia="Arial" w:cs="Arial"/>
-          <w:b w:val="0"/>
-          <w:color w:val="000000"/>
-          <w:sz w:val="20"/>
-          <w:u w:val="none"/>
-        </w:rPr>
-        <w:t>3. The user is forced to relaunch POS to continue working</w:t>
-      </w:r>
-    </w:p>
-    <w:p>
-      <w:pPr>
-        <w:spacing w:before="0" w:after="40"/>
-        <w:ind w:left="360" w:hanging="240"/>
-      </w:pPr>
-      <w:r>
-        <w:rPr>
-          <w:rFonts w:ascii="Arial" w:hAnsi="Arial" w:eastAsia="Arial" w:cs="Arial"/>
-          <w:b w:val="0"/>
-          <w:color w:val="000000"/>
-          <w:sz w:val="20"/>
-          <w:u w:val="none"/>
-        </w:rPr>
-        <w:t>4. The defect is reproducible on the previous (unfixed) build</w:t>
+        <w:t>1. Before the fix, an invalid pattern in the search criteria could cause the system to error or crash.</w:t>
       </w:r>
     </w:p>
     <w:p>
@@ -1892,7 +1123,7 @@
           <w:sz w:val="20"/>
           <w:u w:val="none"/>
         </w:rPr>
-        <w:t>1. After applying the fix, inputting the same invalid patterns no longer causes a crash</w:t>
+        <w:t>1. After the fix, the system stays stable and does not crash when an invalid criteria pattern is searched.</w:t>
       </w:r>
     </w:p>
     <w:p>
@@ -1908,39 +1139,7 @@
           <w:sz w:val="20"/>
           <w:u w:val="none"/>
         </w:rPr>
-        <w:t>2. The system handles the invalid input gracefully</w:t>
-      </w:r>
-    </w:p>
-    <w:p>
-      <w:pPr>
-        <w:spacing w:before="0" w:after="40"/>
-        <w:ind w:left="360" w:hanging="240"/>
-      </w:pPr>
-      <w:r>
-        <w:rPr>
-          <w:rFonts w:ascii="Arial" w:hAnsi="Arial" w:eastAsia="Arial" w:cs="Arial"/>
-          <w:b w:val="0"/>
-          <w:color w:val="000000"/>
-          <w:sz w:val="20"/>
-          <w:u w:val="none"/>
-        </w:rPr>
-        <w:t>3. POS continues to operate normally without being forced to relaunch</w:t>
-      </w:r>
-    </w:p>
-    <w:p>
-      <w:pPr>
-        <w:spacing w:before="0" w:after="40"/>
-        <w:ind w:left="360" w:hanging="240"/>
-      </w:pPr>
-      <w:r>
-        <w:rPr>
-          <w:rFonts w:ascii="Arial" w:hAnsi="Arial" w:eastAsia="Arial" w:cs="Arial"/>
-          <w:b w:val="0"/>
-          <w:color w:val="000000"/>
-          <w:sz w:val="20"/>
-          <w:u w:val="none"/>
-        </w:rPr>
-        <w:t>4. Valid Criteria patterns still return matching checks correctly after the fix</w:t>
+        <w:t>2. A proper empty result or validation prompt is shown and the Check Listing page remains usable.</w:t>
       </w:r>
     </w:p>
     <w:p>
@@ -1955,7 +1154,7 @@
           <w:sz w:val="24"/>
           <w:u w:val="none"/>
         </w:rPr>
-        <w:t>F2.Verify Valid Search Patterns Continue to Work After Fix</w:t>
+        <w:t>2. Valid Search Pattern Regression</w:t>
       </w:r>
     </w:p>
     <w:p>
@@ -1970,7 +1169,7 @@
           <w:sz w:val="22"/>
           <w:u w:val="none"/>
         </w:rPr>
-        <w:t>F2.1.Verify All Valid Search Patterns Return Correct Results After Fix</w:t>
+        <w:t>2.1 Verify All Valid Patterns of Check No., Member No., Room No. and Table No. Still Return Correct Results</w:t>
       </w:r>
     </w:p>
     <w:p>
@@ -2001,7 +1200,7 @@
           <w:sz w:val="20"/>
           <w:u w:val="none"/>
         </w:rPr>
-        <w:t>1. POS Client with the fix applied is installed and running on a Workstation (Windows 11 Enterprise) in the local test environment</w:t>
+        <w:t>1. Checks with known valid check number, member number, room number and table number exist.</w:t>
       </w:r>
     </w:p>
     <w:p>
@@ -2017,23 +1216,7 @@
           <w:sz w:val="20"/>
           <w:u w:val="none"/>
         </w:rPr>
-        <w:t>2. User is able to log in to a station with valid credentials and has Admin access</w:t>
-      </w:r>
-    </w:p>
-    <w:p>
-      <w:pPr>
-        <w:spacing w:before="0" w:after="40"/>
-        <w:ind w:left="360" w:hanging="240"/>
-      </w:pPr>
-      <w:r>
-        <w:rPr>
-          <w:rFonts w:ascii="Arial" w:hAnsi="Arial" w:eastAsia="Arial" w:cs="Arial"/>
-          <w:b w:val="0"/>
-          <w:color w:val="000000"/>
-          <w:sz w:val="20"/>
-          <w:u w:val="none"/>
-        </w:rPr>
-        <w:t>3. Multiple checks exist in the system covering valid Check No., Member No., Room No., Table No. and Criteria patterns</w:t>
+        <w:t>2. The user has permission to access Admin &gt; Check Operation &gt; Check Listing.</w:t>
       </w:r>
     </w:p>
     <w:p>
@@ -2064,7 +1247,7 @@
           <w:sz w:val="20"/>
           <w:u w:val="none"/>
         </w:rPr>
-        <w:t>1. Log in to a station</w:t>
+        <w:t>1. Open "Admin" &gt; "Check Operation" &gt; "Check Listing".</w:t>
       </w:r>
     </w:p>
     <w:p>
@@ -2080,7 +1263,7 @@
           <w:sz w:val="20"/>
           <w:u w:val="none"/>
         </w:rPr>
-        <w:t>2. Click the "Admin" button</w:t>
+        <w:t>2. Search by Check No. using each supported valid check number pattern and verify the matching check is listed.</w:t>
       </w:r>
     </w:p>
     <w:p>
@@ -2096,7 +1279,7 @@
           <w:sz w:val="20"/>
           <w:u w:val="none"/>
         </w:rPr>
-        <w:t>3. Select the "Check Operation" tab</w:t>
+        <w:t>3. Search by Member No. using the valid member number patterns and verify the matching checks.</w:t>
       </w:r>
     </w:p>
     <w:p>
@@ -2112,7 +1295,7 @@
           <w:sz w:val="20"/>
           <w:u w:val="none"/>
         </w:rPr>
-        <w:t>4. Click the "Check Listing" function</w:t>
+        <w:t>4. Search by Room No. and Table No. using their valid patterns and verify the matching checks.</w:t>
       </w:r>
     </w:p>
     <w:p>
@@ -2128,7 +1311,22 @@
           <w:sz w:val="20"/>
           <w:u w:val="none"/>
         </w:rPr>
-        <w:t>5. Click "Search by Check No." and input a valid Check No. pattern, trigger the search and observe results</w:t>
+        <w:t>5. Search by Criteria with valid criteria and verify the results.</w:t>
+      </w:r>
+    </w:p>
+    <w:p>
+      <w:pPr>
+        <w:spacing w:before="0" w:after="80"/>
+      </w:pPr>
+      <w:r>
+        <w:rPr>
+          <w:rFonts w:ascii="Arial" w:hAnsi="Arial" w:eastAsia="Arial" w:cs="Arial"/>
+          <w:b/>
+          <w:color w:val="000000"/>
+          <w:sz w:val="20"/>
+          <w:u w:val="none"/>
+        </w:rPr>
+        <w:t>Reproduction Result(s):</w:t>
       </w:r>
     </w:p>
     <w:p>
@@ -2144,55 +1342,7 @@
           <w:sz w:val="20"/>
           <w:u w:val="none"/>
         </w:rPr>
-        <w:t>6. Click "Search by Member No." and input a valid Member No. pattern, trigger the search and observe results</w:t>
-      </w:r>
-    </w:p>
-    <w:p>
-      <w:pPr>
-        <w:spacing w:before="0" w:after="40"/>
-        <w:ind w:left="360" w:hanging="240"/>
-      </w:pPr>
-      <w:r>
-        <w:rPr>
-          <w:rFonts w:ascii="Arial" w:hAnsi="Arial" w:eastAsia="Arial" w:cs="Arial"/>
-          <w:b w:val="0"/>
-          <w:color w:val="000000"/>
-          <w:sz w:val="20"/>
-          <w:u w:val="none"/>
-        </w:rPr>
-        <w:t>7. Click "Search by Room No." and input a valid Room No. pattern, trigger the search and observe results</w:t>
-      </w:r>
-    </w:p>
-    <w:p>
-      <w:pPr>
-        <w:spacing w:before="0" w:after="40"/>
-        <w:ind w:left="360" w:hanging="240"/>
-      </w:pPr>
-      <w:r>
-        <w:rPr>
-          <w:rFonts w:ascii="Arial" w:hAnsi="Arial" w:eastAsia="Arial" w:cs="Arial"/>
-          <w:b w:val="0"/>
-          <w:color w:val="000000"/>
-          <w:sz w:val="20"/>
-          <w:u w:val="none"/>
-        </w:rPr>
-        <w:t>8. Click "Search by Table No." and input a valid Table No. pattern, trigger the search and observe results</w:t>
-      </w:r>
-    </w:p>
-    <w:p>
-      <w:pPr>
-        <w:spacing w:before="0" w:after="40"/>
-        <w:ind w:left="360" w:hanging="240"/>
-      </w:pPr>
-      <w:r>
-        <w:rPr>
-          <w:rFonts w:ascii="Arial" w:hAnsi="Arial" w:eastAsia="Arial" w:cs="Arial"/>
-          <w:b w:val="0"/>
-          <w:color w:val="000000"/>
-          <w:sz w:val="20"/>
-          <w:u w:val="none"/>
-        </w:rPr>
-        <w:t>9. Click "Search by Criteria" and input a valid Criteria pattern, trigger the search and observe results</w:t>
+        <w:t>1. Before the fix, valid patterns returned the matching records, but the system could crash once an invalid pattern was entered.</w:t>
       </w:r>
     </w:p>
     <w:p>
@@ -2223,7 +1373,7 @@
           <w:sz w:val="20"/>
           <w:u w:val="none"/>
         </w:rPr>
-        <w:t>1. The "Search by Check No." function returns the matching check(s) for the valid Check No. pattern</w:t>
+        <w:t>1. After the fix, every supported valid pattern of Check No., Member No., Room No., Table No. and Criteria still searches successfully.</w:t>
       </w:r>
     </w:p>
     <w:p>
@@ -2239,7 +1389,7 @@
           <w:sz w:val="20"/>
           <w:u w:val="none"/>
         </w:rPr>
-        <w:t>2. The "Search by Member No." function returns the matching check(s) for the valid Member No. pattern</w:t>
+        <w:t>2. The matching records are returned correctly with no data loss.</w:t>
       </w:r>
     </w:p>
     <w:p>
@@ -2255,55 +1405,7 @@
           <w:sz w:val="20"/>
           <w:u w:val="none"/>
         </w:rPr>
-        <w:t>3. The "Search by Room No." function returns the matching check(s) for the valid Room No. pattern</w:t>
-      </w:r>
-    </w:p>
-    <w:p>
-      <w:pPr>
-        <w:spacing w:before="0" w:after="40"/>
-        <w:ind w:left="360" w:hanging="240"/>
-      </w:pPr>
-      <w:r>
-        <w:rPr>
-          <w:rFonts w:ascii="Arial" w:hAnsi="Arial" w:eastAsia="Arial" w:cs="Arial"/>
-          <w:b w:val="0"/>
-          <w:color w:val="000000"/>
-          <w:sz w:val="20"/>
-          <w:u w:val="none"/>
-        </w:rPr>
-        <w:t>4. The "Search by Table No." function returns the matching check(s) for the valid Table No. pattern</w:t>
-      </w:r>
-    </w:p>
-    <w:p>
-      <w:pPr>
-        <w:spacing w:before="0" w:after="40"/>
-        <w:ind w:left="360" w:hanging="240"/>
-      </w:pPr>
-      <w:r>
-        <w:rPr>
-          <w:rFonts w:ascii="Arial" w:hAnsi="Arial" w:eastAsia="Arial" w:cs="Arial"/>
-          <w:b w:val="0"/>
-          <w:color w:val="000000"/>
-          <w:sz w:val="20"/>
-          <w:u w:val="none"/>
-        </w:rPr>
-        <w:t>5. The "Search by Criteria" function returns the matching check(s) for the valid Criteria pattern</w:t>
-      </w:r>
-    </w:p>
-    <w:p>
-      <w:pPr>
-        <w:spacing w:before="0" w:after="40"/>
-        <w:ind w:left="360" w:hanging="240"/>
-      </w:pPr>
-      <w:r>
-        <w:rPr>
-          <w:rFonts w:ascii="Arial" w:hAnsi="Arial" w:eastAsia="Arial" w:cs="Arial"/>
-          <w:b w:val="0"/>
-          <w:color w:val="000000"/>
-          <w:sz w:val="20"/>
-          <w:u w:val="none"/>
-        </w:rPr>
-        <w:t>6. No crashes or unhandled errors occur for valid patterns after the fix</w:t>
+        <w:t>3. The crash fix does not restrict any originally supported valid input pattern.</w:t>
       </w:r>
     </w:p>
     <w:p>
@@ -2318,7 +1420,7 @@
           <w:sz w:val="24"/>
           <w:u w:val="none"/>
         </w:rPr>
-        <w:t>F3.Regression Scope - Other Check Listing Functions and Surrounding Features</w:t>
+        <w:t>3. Boundary Input Handling</w:t>
       </w:r>
     </w:p>
     <w:p>
@@ -2333,7 +1435,7 @@
           <w:sz w:val="22"/>
           <w:u w:val="none"/>
         </w:rPr>
-        <w:t>F3.1.Verify Other Check Listing Operations Remain Functional After Fix</w:t>
+        <w:t>3.1 Verify Empty, Special Character and Overlong Inputs Are Handled Without Crashing</w:t>
       </w:r>
     </w:p>
     <w:p>
@@ -2364,39 +1466,7 @@
           <w:sz w:val="20"/>
           <w:u w:val="none"/>
         </w:rPr>
-        <w:t>1. POS Client with the fix applied is installed and running on a Workstation (Windows 11 Enterprise) in the local test environment</w:t>
-      </w:r>
-    </w:p>
-    <w:p>
-      <w:pPr>
-        <w:spacing w:before="0" w:after="40"/>
-        <w:ind w:left="360" w:hanging="240"/>
-      </w:pPr>
-      <w:r>
-        <w:rPr>
-          <w:rFonts w:ascii="Arial" w:hAnsi="Arial" w:eastAsia="Arial" w:cs="Arial"/>
-          <w:b w:val="0"/>
-          <w:color w:val="000000"/>
-          <w:sz w:val="20"/>
-          <w:u w:val="none"/>
-        </w:rPr>
-        <w:t>2. User is able to log in to a station with valid credentials and has Admin access</w:t>
-      </w:r>
-    </w:p>
-    <w:p>
-      <w:pPr>
-        <w:spacing w:before="0" w:after="40"/>
-        <w:ind w:left="360" w:hanging="240"/>
-      </w:pPr>
-      <w:r>
-        <w:rPr>
-          <w:rFonts w:ascii="Arial" w:hAnsi="Arial" w:eastAsia="Arial" w:cs="Arial"/>
-          <w:b w:val="0"/>
-          <w:color w:val="000000"/>
-          <w:sz w:val="20"/>
-          <w:u w:val="none"/>
-        </w:rPr>
-        <w:t>3. Multiple checks exist in the system across different business days and outlets</w:t>
+        <w:t>1. The user has permission to access Admin &gt; Check Operation &gt; Check Listing.</w:t>
       </w:r>
     </w:p>
     <w:p>
@@ -2427,7 +1497,7 @@
           <w:sz w:val="20"/>
           <w:u w:val="none"/>
         </w:rPr>
-        <w:t>1. Log in to a station</w:t>
+        <w:t>1. Open "Admin" &gt; "Check Operation" &gt; "Check Listing".</w:t>
       </w:r>
     </w:p>
     <w:p>
@@ -2443,7 +1513,7 @@
           <w:sz w:val="20"/>
           <w:u w:val="none"/>
         </w:rPr>
-        <w:t>2. Click the "Admin" button</w:t>
+        <w:t>2. Leave the search field empty and confirm the search for each search type.</w:t>
       </w:r>
     </w:p>
     <w:p>
@@ -2459,7 +1529,7 @@
           <w:sz w:val="20"/>
           <w:u w:val="none"/>
         </w:rPr>
-        <w:t>3. Select the "Check Operation" tab</w:t>
+        <w:t>3. Input special characters or symbols only and confirm the search.</w:t>
       </w:r>
     </w:p>
     <w:p>
@@ -2475,7 +1545,7 @@
           <w:sz w:val="20"/>
           <w:u w:val="none"/>
         </w:rPr>
-        <w:t>4. Click the "Check Listing" function</w:t>
+        <w:t>4. Input a string longer than the expected field length and confirm the search.</w:t>
       </w:r>
     </w:p>
     <w:p>
@@ -2491,7 +1561,22 @@
           <w:sz w:val="20"/>
           <w:u w:val="none"/>
         </w:rPr>
-        <w:t>5. Without using any search criteria, verify the default check listing loads correctly</w:t>
+        <w:t>5. Repeat the above across the check listing tabs.</w:t>
+      </w:r>
+    </w:p>
+    <w:p>
+      <w:pPr>
+        <w:spacing w:before="0" w:after="80"/>
+      </w:pPr>
+      <w:r>
+        <w:rPr>
+          <w:rFonts w:ascii="Arial" w:hAnsi="Arial" w:eastAsia="Arial" w:cs="Arial"/>
+          <w:b/>
+          <w:color w:val="000000"/>
+          <w:sz w:val="20"/>
+          <w:u w:val="none"/>
+        </w:rPr>
+        <w:t>Reproduction Result(s):</w:t>
       </w:r>
     </w:p>
     <w:p>
@@ -2507,23 +1592,7 @@
           <w:sz w:val="20"/>
           <w:u w:val="none"/>
         </w:rPr>
-        <w:t>6. Verify other actions available on the Check Listing page (e.g. open check, view details, filter by date/outlet) function correctly</w:t>
-      </w:r>
-    </w:p>
-    <w:p>
-      <w:pPr>
-        <w:spacing w:before="0" w:after="40"/>
-        <w:ind w:left="360" w:hanging="240"/>
-      </w:pPr>
-      <w:r>
-        <w:rPr>
-          <w:rFonts w:ascii="Arial" w:hAnsi="Arial" w:eastAsia="Arial" w:cs="Arial"/>
-          <w:b w:val="0"/>
-          <w:color w:val="000000"/>
-          <w:sz w:val="20"/>
-          <w:u w:val="none"/>
-        </w:rPr>
-        <w:t>7. Combine search criteria operations with other check listing actions and verify no regression is introduced</w:t>
+        <w:t>1. Before the fix, abnormal inputs in the search criteria could cause errors or system crashes.</w:t>
       </w:r>
     </w:p>
     <w:p>
@@ -2554,7 +1623,7 @@
           <w:sz w:val="20"/>
           <w:u w:val="none"/>
         </w:rPr>
-        <w:t>1. The default Check Listing view loads correctly without crashes</w:t>
+        <w:t>1. After the fix, empty, special-character-only and overlong inputs do not crash the system in any search type.</w:t>
       </w:r>
     </w:p>
     <w:p>
@@ -2570,7 +1639,7 @@
           <w:sz w:val="20"/>
           <w:u w:val="none"/>
         </w:rPr>
-        <w:t>2. Other actions on the Check Listing page (open check, view details, filter by date/outlet) function correctly</w:t>
+        <w:t>2. The system either ignores the empty criteria, shows a validation prompt, or returns a proper empty result.</w:t>
       </w:r>
     </w:p>
     <w:p>
@@ -2586,23 +1655,7 @@
           <w:sz w:val="20"/>
           <w:u w:val="none"/>
         </w:rPr>
-        <w:t>3. Combining search criteria operations with other actions does not introduce new crashes or errors</w:t>
-      </w:r>
-    </w:p>
-    <w:p>
-      <w:pPr>
-        <w:spacing w:before="0" w:after="40"/>
-        <w:ind w:left="360" w:hanging="240"/>
-      </w:pPr>
-      <w:r>
-        <w:rPr>
-          <w:rFonts w:ascii="Arial" w:hAnsi="Arial" w:eastAsia="Arial" w:cs="Arial"/>
-          <w:b w:val="0"/>
-          <w:color w:val="000000"/>
-          <w:sz w:val="20"/>
-          <w:u w:val="none"/>
-        </w:rPr>
-        <w:t>4. No regression in Check Listing related functionality is observed after the fix</w:t>
+        <w:t>3. The Check Listing function remains responsive after every abnormal input.</w:t>
       </w:r>
     </w:p>
     <w:p>
@@ -2617,7 +1670,22 @@
           <w:sz w:val="26"/>
           <w:u w:val="single"/>
         </w:rPr>
-        <w:t>Test Environment Information</w:t>
+        <w:t>Appendix</w:t>
+      </w:r>
+    </w:p>
+    <w:p>
+      <w:pPr>
+        <w:spacing w:before="160" w:after="80"/>
+      </w:pPr>
+      <w:r>
+        <w:rPr>
+          <w:rFonts w:ascii="Arial" w:hAnsi="Arial" w:eastAsia="Arial" w:cs="Arial"/>
+          <w:b/>
+          <w:color w:val="001EFF"/>
+          <w:sz w:val="24"/>
+          <w:u w:val="none"/>
+        </w:rPr>
+        <w:t>Requirement Source</w:t>
       </w:r>
     </w:p>
     <w:p>
@@ -2643,7 +1711,7 @@
           <w:sz w:val="20"/>
           <w:u w:val="none"/>
         </w:rPr>
-        <w:t>Test Environment</w:t>
+        <w:t>Issue Key</w:t>
       </w:r>
       <w:r>
         <w:rPr>
@@ -2653,7 +1721,7 @@
           <w:sz w:val="20"/>
           <w:u w:val="none"/>
         </w:rPr>
-        <w:t>: Local test environment</w:t>
+        <w:t>: HERO-68375</w:t>
       </w:r>
     </w:p>
     <w:p>
@@ -2679,7 +1747,7 @@
           <w:sz w:val="20"/>
           <w:u w:val="none"/>
         </w:rPr>
-        <w:t>Test Devices</w:t>
+        <w:t>Issue Type</w:t>
       </w:r>
       <w:r>
         <w:rPr>
@@ -2689,7 +1757,43 @@
           <w:sz w:val="20"/>
           <w:u w:val="none"/>
         </w:rPr>
-        <w:t>: Workstation (Windows 11 Enterprise)</w:t>
+        <w:t>: Bug</w:t>
+      </w:r>
+    </w:p>
+    <w:p>
+      <w:pPr>
+        <w:spacing w:before="0" w:after="40"/>
+        <w:ind w:left="360" w:hanging="240"/>
+      </w:pPr>
+      <w:r>
+        <w:rPr>
+          <w:rFonts w:ascii="Arial" w:hAnsi="Arial" w:eastAsia="Arial" w:cs="Arial"/>
+          <w:b w:val="0"/>
+          <w:color w:val="000000"/>
+          <w:sz w:val="20"/>
+          <w:u w:val="none"/>
+        </w:rPr>
+        <w:t xml:space="preserve">• </w:t>
+      </w:r>
+      <w:r>
+        <w:rPr>
+          <w:rFonts w:ascii="Arial" w:hAnsi="Arial" w:eastAsia="Arial" w:cs="Arial"/>
+          <w:b/>
+          <w:color w:val="000000"/>
+          <w:sz w:val="20"/>
+          <w:u w:val="none"/>
+        </w:rPr>
+        <w:t>Summary</w:t>
+      </w:r>
+      <w:r>
+        <w:rPr>
+          <w:rFonts w:ascii="Arial" w:hAnsi="Arial" w:eastAsia="Arial" w:cs="Arial"/>
+          <w:b w:val="0"/>
+          <w:color w:val="000000"/>
+          <w:sz w:val="20"/>
+          <w:u w:val="none"/>
+        </w:rPr>
+        <w:t>: System may encounter problem if inputting invalid pattern in searching criteria of function "Check Listing"</w:t>
       </w:r>
     </w:p>
     <w:p>
@@ -2751,7 +1855,7 @@
           <w:sz w:val="20"/>
           <w:u w:val="none"/>
         </w:rPr>
-        <w:t>Issue Type</w:t>
+        <w:t>Sprint</w:t>
       </w:r>
       <w:r>
         <w:rPr>
@@ -2761,7 +1865,7 @@
           <w:sz w:val="20"/>
           <w:u w:val="none"/>
         </w:rPr>
-        <w:t>: Bug</w:t>
+        <w:t>: POS - 20260921-20261002</w:t>
       </w:r>
     </w:p>
     <w:p>
@@ -2787,7 +1891,7 @@
           <w:sz w:val="20"/>
           <w:u w:val="none"/>
         </w:rPr>
-        <w:t>QC Tester</w:t>
+        <w:t>Fixing Scope</w:t>
       </w:r>
       <w:r>
         <w:rPr>
@@ -2797,7 +1901,22 @@
           <w:sz w:val="20"/>
           <w:u w:val="none"/>
         </w:rPr>
-        <w:t>: Mike Lin (mike.lin@shijigroup.com)</w:t>
+        <w:t>: Cover all kinds of searching criteria (Search by Check No. / Member No. / Room No. / Table No. / Criteria), fix the crashing problem, and keep all valid patterns searchable.</w:t>
+      </w:r>
+    </w:p>
+    <w:p>
+      <w:pPr>
+        <w:spacing w:before="160" w:after="80"/>
+      </w:pPr>
+      <w:r>
+        <w:rPr>
+          <w:rFonts w:ascii="Arial" w:hAnsi="Arial" w:eastAsia="Arial" w:cs="Arial"/>
+          <w:b/>
+          <w:color w:val="001EFF"/>
+          <w:sz w:val="24"/>
+          <w:u w:val="none"/>
+        </w:rPr>
+        <w:t>Regression Test Scope</w:t>
       </w:r>
     </w:p>
     <w:p>
@@ -2813,18 +1932,14 @@
           <w:sz w:val="20"/>
           <w:u w:val="none"/>
         </w:rPr>
-        <w:t xml:space="preserve">• </w:t>
+        <w:t>• Admin &gt; Check Operation &gt; Check Listing function in all check listing tabs.</w:t>
       </w:r>
-      <w:r>
-        <w:rPr>
-          <w:rFonts w:ascii="Arial" w:hAnsi="Arial" w:eastAsia="Arial" w:cs="Arial"/>
-          <w:b/>
-          <w:color w:val="000000"/>
-          <w:sz w:val="20"/>
-          <w:u w:val="none"/>
-        </w:rPr>
-        <w:t>QC Reviewer</w:t>
-      </w:r>
+    </w:p>
+    <w:p>
+      <w:pPr>
+        <w:spacing w:before="0" w:after="40"/>
+        <w:ind w:left="360" w:hanging="240"/>
+      </w:pPr>
       <w:r>
         <w:rPr>
           <w:rFonts w:ascii="Arial" w:hAnsi="Arial" w:eastAsia="Arial" w:cs="Arial"/>
@@ -2833,42 +1948,13 @@
           <w:sz w:val="20"/>
           <w:u w:val="none"/>
         </w:rPr>
-        <w:t>: Eric Fang (eric.fang@shijigroup.com)</w:t>
+        <w:t>• Search by Check No., Search by Member No., Search by Room No., Search by Table No. and Search by Criteria.</w:t>
       </w:r>
     </w:p>
     <w:p>
       <w:pPr>
-        <w:spacing w:before="200" w:after="120"/>
-      </w:pPr>
-      <w:r>
-        <w:rPr>
-          <w:rFonts w:ascii="Arial" w:hAnsi="Arial" w:eastAsia="Arial" w:cs="Arial"/>
-          <w:b/>
-          <w:color w:val="000000"/>
-          <w:sz w:val="26"/>
-          <w:u w:val="single"/>
-        </w:rPr>
-        <w:t>Appendix</w:t>
-      </w:r>
-    </w:p>
-    <w:p>
-      <w:pPr>
-        <w:spacing w:before="160" w:after="80"/>
-      </w:pPr>
-      <w:r>
-        <w:rPr>
-          <w:rFonts w:ascii="Arial" w:hAnsi="Arial" w:eastAsia="Arial" w:cs="Arial"/>
-          <w:b/>
-          <w:color w:val="001EFF"/>
-          <w:sz w:val="24"/>
-          <w:u w:val="none"/>
-        </w:rPr>
-        <w:t>Acceptance Criteria (from JIRA HERO-68375)</w:t>
-      </w:r>
-    </w:p>
-    <w:p>
-      <w:pPr>
-        <w:spacing w:before="0" w:after="80"/>
+        <w:spacing w:before="0" w:after="40"/>
+        <w:ind w:left="360" w:hanging="240"/>
       </w:pPr>
       <w:r>
         <w:rPr>
@@ -2878,7 +1964,7 @@
           <w:sz w:val="20"/>
           <w:u w:val="none"/>
         </w:rPr>
-        <w:t>Workflow to simulate the problem:</w:t>
+        <w:t>• Input validation and error/empty-result prompt behavior for invalid, empty, special-character and overlong patterns.</w:t>
       </w:r>
     </w:p>
     <w:p>
@@ -2894,7 +1980,7 @@
           <w:sz w:val="20"/>
           <w:u w:val="none"/>
         </w:rPr>
-        <w:t>1. Login to a station</w:t>
+        <w:t>• All supported valid input patterns for check number, member number, room number and table number searches.</w:t>
       </w:r>
     </w:p>
     <w:p>
@@ -2910,404 +1996,7 @@
           <w:sz w:val="20"/>
           <w:u w:val="none"/>
         </w:rPr>
-        <w:t>2. Click button "Admin"</w:t>
-      </w:r>
-    </w:p>
-    <w:p>
-      <w:pPr>
-        <w:spacing w:before="0" w:after="40"/>
-        <w:ind w:left="360" w:hanging="240"/>
-      </w:pPr>
-      <w:r>
-        <w:rPr>
-          <w:rFonts w:ascii="Arial" w:hAnsi="Arial" w:eastAsia="Arial" w:cs="Arial"/>
-          <w:b w:val="0"/>
-          <w:color w:val="000000"/>
-          <w:sz w:val="20"/>
-          <w:u w:val="none"/>
-        </w:rPr>
-        <w:t>3. Select tab "Check Operation"</w:t>
-      </w:r>
-    </w:p>
-    <w:p>
-      <w:pPr>
-        <w:spacing w:before="0" w:after="40"/>
-        <w:ind w:left="360" w:hanging="240"/>
-      </w:pPr>
-      <w:r>
-        <w:rPr>
-          <w:rFonts w:ascii="Arial" w:hAnsi="Arial" w:eastAsia="Arial" w:cs="Arial"/>
-          <w:b w:val="0"/>
-          <w:color w:val="000000"/>
-          <w:sz w:val="20"/>
-          <w:u w:val="none"/>
-        </w:rPr>
-        <w:t>4. Click function "Check Listing"</w:t>
-      </w:r>
-    </w:p>
-    <w:p>
-      <w:pPr>
-        <w:spacing w:before="0" w:after="40"/>
-        <w:ind w:left="360" w:hanging="240"/>
-      </w:pPr>
-      <w:r>
-        <w:rPr>
-          <w:rFonts w:ascii="Arial" w:hAnsi="Arial" w:eastAsia="Arial" w:cs="Arial"/>
-          <w:b w:val="0"/>
-          <w:color w:val="000000"/>
-          <w:sz w:val="20"/>
-          <w:u w:val="none"/>
-        </w:rPr>
-        <w:t>5. In either of the check listing tab, click button "Search by Check No." / "Search by Member No." / "Search by Room No." / "Search by Table No."</w:t>
-      </w:r>
-    </w:p>
-    <w:p>
-      <w:pPr>
-        <w:spacing w:before="0" w:after="40"/>
-        <w:ind w:left="360" w:hanging="240"/>
-      </w:pPr>
-      <w:r>
-        <w:rPr>
-          <w:rFonts w:ascii="Arial" w:hAnsi="Arial" w:eastAsia="Arial" w:cs="Arial"/>
-          <w:b w:val="0"/>
-          <w:color w:val="000000"/>
-          <w:sz w:val="20"/>
-          <w:u w:val="none"/>
-        </w:rPr>
-        <w:t>6. Input the searching criteria with invalid pattern</w:t>
-      </w:r>
-    </w:p>
-    <w:p>
-      <w:pPr>
-        <w:spacing w:before="0" w:after="40"/>
-        <w:ind w:left="360" w:hanging="240"/>
-      </w:pPr>
-      <w:r>
-        <w:rPr>
-          <w:rFonts w:ascii="Arial" w:hAnsi="Arial" w:eastAsia="Arial" w:cs="Arial"/>
-          <w:b w:val="0"/>
-          <w:color w:val="000000"/>
-          <w:sz w:val="20"/>
-          <w:u w:val="none"/>
-        </w:rPr>
-        <w:t>7. System may crash after step 6</w:t>
-      </w:r>
-    </w:p>
-    <w:p>
-      <w:pPr>
-        <w:spacing w:before="0" w:after="80"/>
-      </w:pPr>
-      <w:r>
-        <w:rPr>
-          <w:rFonts w:ascii="Arial" w:hAnsi="Arial" w:eastAsia="Arial" w:cs="Arial"/>
-          <w:b w:val="0"/>
-          <w:color w:val="000000"/>
-          <w:sz w:val="20"/>
-          <w:u w:val="none"/>
-        </w:rPr>
-        <w:t>Expected result:</w:t>
-      </w:r>
-    </w:p>
-    <w:p>
-      <w:pPr>
-        <w:spacing w:before="0" w:after="40"/>
-        <w:ind w:left="360" w:hanging="240"/>
-      </w:pPr>
-      <w:r>
-        <w:rPr>
-          <w:rFonts w:ascii="Arial" w:hAnsi="Arial" w:eastAsia="Arial" w:cs="Arial"/>
-          <w:b w:val="0"/>
-          <w:color w:val="000000"/>
-          <w:sz w:val="20"/>
-          <w:u w:val="none"/>
-        </w:rPr>
-        <w:t>• System should not crash after step 6</w:t>
-      </w:r>
-    </w:p>
-    <w:p>
-      <w:pPr>
-        <w:spacing w:before="0" w:after="80"/>
-      </w:pPr>
-      <w:r>
-        <w:rPr>
-          <w:rFonts w:ascii="Arial" w:hAnsi="Arial" w:eastAsia="Arial" w:cs="Arial"/>
-          <w:b w:val="0"/>
-          <w:color w:val="000000"/>
-          <w:sz w:val="20"/>
-          <w:u w:val="none"/>
-        </w:rPr>
-        <w:t>Fixing scope:</w:t>
-      </w:r>
-    </w:p>
-    <w:p>
-      <w:pPr>
-        <w:spacing w:before="0" w:after="40"/>
-        <w:ind w:left="360" w:hanging="240"/>
-      </w:pPr>
-      <w:r>
-        <w:rPr>
-          <w:rFonts w:ascii="Arial" w:hAnsi="Arial" w:eastAsia="Arial" w:cs="Arial"/>
-          <w:b w:val="0"/>
-          <w:color w:val="000000"/>
-          <w:sz w:val="20"/>
-          <w:u w:val="none"/>
-        </w:rPr>
-        <w:t>• Cover all kind of searching criteria in step 5</w:t>
-      </w:r>
-    </w:p>
-    <w:p>
-      <w:pPr>
-        <w:spacing w:before="0" w:after="40"/>
-        <w:ind w:left="360" w:hanging="240"/>
-      </w:pPr>
-      <w:r>
-        <w:rPr>
-          <w:rFonts w:ascii="Arial" w:hAnsi="Arial" w:eastAsia="Arial" w:cs="Arial"/>
-          <w:b w:val="0"/>
-          <w:color w:val="000000"/>
-          <w:sz w:val="20"/>
-          <w:u w:val="none"/>
-        </w:rPr>
-        <w:t>• Fix the crashing problem</w:t>
-      </w:r>
-    </w:p>
-    <w:p>
-      <w:pPr>
-        <w:spacing w:before="0" w:after="40"/>
-        <w:ind w:left="360" w:hanging="240"/>
-      </w:pPr>
-      <w:r>
-        <w:rPr>
-          <w:rFonts w:ascii="Arial" w:hAnsi="Arial" w:eastAsia="Arial" w:cs="Arial"/>
-          <w:b w:val="0"/>
-          <w:color w:val="000000"/>
-          <w:sz w:val="20"/>
-          <w:u w:val="none"/>
-        </w:rPr>
-        <w:t>• While fixing the crashing problem, all possible valid pattern should still be able to search after fixing. Need to think is it possible to gather all valid pattern of Check No, Member No., Room No., Table No.</w:t>
-      </w:r>
-    </w:p>
-    <w:p>
-      <w:pPr>
-        <w:spacing w:before="0" w:after="80"/>
-      </w:pPr>
-      <w:r>
-        <w:rPr>
-          <w:rFonts w:ascii="Arial" w:hAnsi="Arial" w:eastAsia="Arial" w:cs="Arial"/>
-          <w:b w:val="0"/>
-          <w:color w:val="000000"/>
-          <w:sz w:val="20"/>
-          <w:u w:val="none"/>
-        </w:rPr>
-        <w:t>Release Notes:</w:t>
-      </w:r>
-    </w:p>
-    <w:p>
-      <w:pPr>
-        <w:spacing w:before="0" w:after="40"/>
-        <w:ind w:left="360" w:hanging="240"/>
-      </w:pPr>
-      <w:r>
-        <w:rPr>
-          <w:rFonts w:ascii="Arial" w:hAnsi="Arial" w:eastAsia="Arial" w:cs="Arial"/>
-          <w:b w:val="0"/>
-          <w:color w:val="000000"/>
-          <w:sz w:val="20"/>
-          <w:u w:val="none"/>
-        </w:rPr>
-        <w:t>• Bug Fixing: [Jira-68375] System may encounter problem if inputting invalid pattern in searching criteria of function "Check Listing" (Simon Li)</w:t>
-      </w:r>
-    </w:p>
-    <w:p>
-      <w:pPr>
-        <w:spacing w:before="0" w:after="40"/>
-        <w:ind w:left="360" w:hanging="240"/>
-      </w:pPr>
-      <w:r>
-        <w:rPr>
-          <w:rFonts w:ascii="Arial" w:hAnsi="Arial" w:eastAsia="Arial" w:cs="Arial"/>
-          <w:b w:val="0"/>
-          <w:color w:val="000000"/>
-          <w:sz w:val="20"/>
-          <w:u w:val="none"/>
-        </w:rPr>
-        <w:t>• System may encounter errors and even crashes when users input invalid content as searching criteria in below functions in Check Listing page: Search by Member No., Search by Check No., Search by Criteria</w:t>
-      </w:r>
-    </w:p>
-    <w:p>
-      <w:pPr>
-        <w:spacing w:before="0" w:after="40"/>
-        <w:ind w:left="360" w:hanging="240"/>
-      </w:pPr>
-      <w:r>
-        <w:rPr>
-          <w:rFonts w:ascii="Arial" w:hAnsi="Arial" w:eastAsia="Arial" w:cs="Arial"/>
-          <w:b w:val="0"/>
-          <w:color w:val="000000"/>
-          <w:sz w:val="20"/>
-          <w:u w:val="none"/>
-        </w:rPr>
-        <w:t>• Workflow for Check Listing functions:</w:t>
-      </w:r>
-    </w:p>
-    <w:p>
-      <w:pPr>
-        <w:spacing w:before="0" w:after="40"/>
-        <w:ind w:left="720" w:hanging="240"/>
-      </w:pPr>
-      <w:r>
-        <w:rPr>
-          <w:rFonts w:ascii="Arial" w:hAnsi="Arial" w:eastAsia="Arial" w:cs="Arial"/>
-          <w:b w:val="0"/>
-          <w:color w:val="000000"/>
-          <w:sz w:val="20"/>
-          <w:u w:val="none"/>
-        </w:rPr>
-        <w:t>1. Login to a station</w:t>
-      </w:r>
-    </w:p>
-    <w:p>
-      <w:pPr>
-        <w:spacing w:before="0" w:after="40"/>
-        <w:ind w:left="720" w:hanging="240"/>
-      </w:pPr>
-      <w:r>
-        <w:rPr>
-          <w:rFonts w:ascii="Arial" w:hAnsi="Arial" w:eastAsia="Arial" w:cs="Arial"/>
-          <w:b w:val="0"/>
-          <w:color w:val="000000"/>
-          <w:sz w:val="20"/>
-          <w:u w:val="none"/>
-        </w:rPr>
-        <w:t>2. Click button "Admin"</w:t>
-      </w:r>
-    </w:p>
-    <w:p>
-      <w:pPr>
-        <w:spacing w:before="0" w:after="40"/>
-        <w:ind w:left="720" w:hanging="240"/>
-      </w:pPr>
-      <w:r>
-        <w:rPr>
-          <w:rFonts w:ascii="Arial" w:hAnsi="Arial" w:eastAsia="Arial" w:cs="Arial"/>
-          <w:b w:val="0"/>
-          <w:color w:val="000000"/>
-          <w:sz w:val="20"/>
-          <w:u w:val="none"/>
-        </w:rPr>
-        <w:t>3. Select tab "Check Operation"</w:t>
-      </w:r>
-    </w:p>
-    <w:p>
-      <w:pPr>
-        <w:spacing w:before="0" w:after="40"/>
-        <w:ind w:left="720" w:hanging="240"/>
-      </w:pPr>
-      <w:r>
-        <w:rPr>
-          <w:rFonts w:ascii="Arial" w:hAnsi="Arial" w:eastAsia="Arial" w:cs="Arial"/>
-          <w:b w:val="0"/>
-          <w:color w:val="000000"/>
-          <w:sz w:val="20"/>
-          <w:u w:val="none"/>
-        </w:rPr>
-        <w:t>4. Click function "Check Listing"</w:t>
-      </w:r>
-    </w:p>
-    <w:p>
-      <w:pPr>
-        <w:spacing w:before="0" w:after="40"/>
-        <w:ind w:left="720" w:hanging="240"/>
-      </w:pPr>
-      <w:r>
-        <w:rPr>
-          <w:rFonts w:ascii="Arial" w:hAnsi="Arial" w:eastAsia="Arial" w:cs="Arial"/>
-          <w:b w:val="0"/>
-          <w:color w:val="000000"/>
-          <w:sz w:val="20"/>
-          <w:u w:val="none"/>
-        </w:rPr>
-        <w:t>5. Click either function button "Search by Check No." / "Search by Criteria" / "Search by Member No."</w:t>
-      </w:r>
-    </w:p>
-    <w:p>
-      <w:pPr>
-        <w:spacing w:before="0" w:after="40"/>
-        <w:ind w:left="720" w:hanging="240"/>
-      </w:pPr>
-      <w:r>
-        <w:rPr>
-          <w:rFonts w:ascii="Arial" w:hAnsi="Arial" w:eastAsia="Arial" w:cs="Arial"/>
-          <w:b w:val="0"/>
-          <w:color w:val="000000"/>
-          <w:sz w:val="20"/>
-          <w:u w:val="none"/>
-        </w:rPr>
-        <w:t>6. Input the searching criteria with invalid pattern</w:t>
-      </w:r>
-    </w:p>
-    <w:p>
-      <w:pPr>
-        <w:spacing w:before="0" w:after="40"/>
-        <w:ind w:left="720" w:hanging="240"/>
-      </w:pPr>
-      <w:r>
-        <w:rPr>
-          <w:rFonts w:ascii="Arial" w:hAnsi="Arial" w:eastAsia="Arial" w:cs="Arial"/>
-          <w:b w:val="0"/>
-          <w:color w:val="000000"/>
-          <w:sz w:val="20"/>
-          <w:u w:val="none"/>
-        </w:rPr>
-        <w:t>7. System may crash after step 6</w:t>
-      </w:r>
-    </w:p>
-    <w:p>
-      <w:pPr>
-        <w:spacing w:before="0" w:after="40"/>
-        <w:ind w:left="360" w:hanging="240"/>
-      </w:pPr>
-      <w:r>
-        <w:rPr>
-          <w:rFonts w:ascii="Arial" w:hAnsi="Arial" w:eastAsia="Arial" w:cs="Arial"/>
-          <w:b w:val="0"/>
-          <w:color w:val="000000"/>
-          <w:sz w:val="20"/>
-          <w:u w:val="none"/>
-        </w:rPr>
-        <w:t>• Expected Result: System should allow all input patterns from users, while the system will not crash after searching</w:t>
-      </w:r>
-    </w:p>
-    <w:p>
-      <w:pPr>
-        <w:spacing w:before="0" w:after="40"/>
-        <w:ind w:left="360" w:hanging="240"/>
-      </w:pPr>
-      <w:r>
-        <w:rPr>
-          <w:rFonts w:ascii="Arial" w:hAnsi="Arial" w:eastAsia="Arial" w:cs="Arial"/>
-          <w:b w:val="0"/>
-          <w:color w:val="000000"/>
-          <w:sz w:val="20"/>
-          <w:u w:val="none"/>
-        </w:rPr>
-        <w:t>• It is fixed in current version</w:t>
-      </w:r>
-    </w:p>
-    <w:p>
-      <w:pPr>
-        <w:spacing w:before="0" w:after="40"/>
-        <w:ind w:left="360" w:hanging="240"/>
-      </w:pPr>
-      <w:r>
-        <w:rPr>
-          <w:rFonts w:ascii="Arial" w:hAnsi="Arial" w:eastAsia="Arial" w:cs="Arial"/>
-          <w:b w:val="0"/>
-          <w:color w:val="000000"/>
-          <w:sz w:val="20"/>
-          <w:u w:val="none"/>
-        </w:rPr>
-        <w:t>• Setup: None</w:t>
+        <w:t>• Overall POS client stability after abnormal search input.</w:t>
       </w:r>
     </w:p>
     <w:sectPr>

--- a/Sprint20260921-20261002/HERO-68375_20261008_112534.docx
+++ b/Sprint20260921-20261002/HERO-68375_20261008_112534.docx
@@ -1658,347 +1658,6 @@
         <w:t>3. The Check Listing function remains responsive after every abnormal input.</w:t>
       </w:r>
     </w:p>
-    <w:p>
-      <w:pPr>
-        <w:spacing w:before="200" w:after="120"/>
-      </w:pPr>
-      <w:r>
-        <w:rPr>
-          <w:rFonts w:ascii="Arial" w:hAnsi="Arial" w:eastAsia="Arial" w:cs="Arial"/>
-          <w:b/>
-          <w:color w:val="000000"/>
-          <w:sz w:val="26"/>
-          <w:u w:val="single"/>
-        </w:rPr>
-        <w:t>Appendix</w:t>
-      </w:r>
-    </w:p>
-    <w:p>
-      <w:pPr>
-        <w:spacing w:before="160" w:after="80"/>
-      </w:pPr>
-      <w:r>
-        <w:rPr>
-          <w:rFonts w:ascii="Arial" w:hAnsi="Arial" w:eastAsia="Arial" w:cs="Arial"/>
-          <w:b/>
-          <w:color w:val="001EFF"/>
-          <w:sz w:val="24"/>
-          <w:u w:val="none"/>
-        </w:rPr>
-        <w:t>Requirement Source</w:t>
-      </w:r>
-    </w:p>
-    <w:p>
-      <w:pPr>
-        <w:spacing w:before="0" w:after="40"/>
-        <w:ind w:left="360" w:hanging="240"/>
-      </w:pPr>
-      <w:r>
-        <w:rPr>
-          <w:rFonts w:ascii="Arial" w:hAnsi="Arial" w:eastAsia="Arial" w:cs="Arial"/>
-          <w:b w:val="0"/>
-          <w:color w:val="000000"/>
-          <w:sz w:val="20"/>
-          <w:u w:val="none"/>
-        </w:rPr>
-        <w:t xml:space="preserve">• </w:t>
-      </w:r>
-      <w:r>
-        <w:rPr>
-          <w:rFonts w:ascii="Arial" w:hAnsi="Arial" w:eastAsia="Arial" w:cs="Arial"/>
-          <w:b/>
-          <w:color w:val="000000"/>
-          <w:sz w:val="20"/>
-          <w:u w:val="none"/>
-        </w:rPr>
-        <w:t>Issue Key</w:t>
-      </w:r>
-      <w:r>
-        <w:rPr>
-          <w:rFonts w:ascii="Arial" w:hAnsi="Arial" w:eastAsia="Arial" w:cs="Arial"/>
-          <w:b w:val="0"/>
-          <w:color w:val="000000"/>
-          <w:sz w:val="20"/>
-          <w:u w:val="none"/>
-        </w:rPr>
-        <w:t>: HERO-68375</w:t>
-      </w:r>
-    </w:p>
-    <w:p>
-      <w:pPr>
-        <w:spacing w:before="0" w:after="40"/>
-        <w:ind w:left="360" w:hanging="240"/>
-      </w:pPr>
-      <w:r>
-        <w:rPr>
-          <w:rFonts w:ascii="Arial" w:hAnsi="Arial" w:eastAsia="Arial" w:cs="Arial"/>
-          <w:b w:val="0"/>
-          <w:color w:val="000000"/>
-          <w:sz w:val="20"/>
-          <w:u w:val="none"/>
-        </w:rPr>
-        <w:t xml:space="preserve">• </w:t>
-      </w:r>
-      <w:r>
-        <w:rPr>
-          <w:rFonts w:ascii="Arial" w:hAnsi="Arial" w:eastAsia="Arial" w:cs="Arial"/>
-          <w:b/>
-          <w:color w:val="000000"/>
-          <w:sz w:val="20"/>
-          <w:u w:val="none"/>
-        </w:rPr>
-        <w:t>Issue Type</w:t>
-      </w:r>
-      <w:r>
-        <w:rPr>
-          <w:rFonts w:ascii="Arial" w:hAnsi="Arial" w:eastAsia="Arial" w:cs="Arial"/>
-          <w:b w:val="0"/>
-          <w:color w:val="000000"/>
-          <w:sz w:val="20"/>
-          <w:u w:val="none"/>
-        </w:rPr>
-        <w:t>: Bug</w:t>
-      </w:r>
-    </w:p>
-    <w:p>
-      <w:pPr>
-        <w:spacing w:before="0" w:after="40"/>
-        <w:ind w:left="360" w:hanging="240"/>
-      </w:pPr>
-      <w:r>
-        <w:rPr>
-          <w:rFonts w:ascii="Arial" w:hAnsi="Arial" w:eastAsia="Arial" w:cs="Arial"/>
-          <w:b w:val="0"/>
-          <w:color w:val="000000"/>
-          <w:sz w:val="20"/>
-          <w:u w:val="none"/>
-        </w:rPr>
-        <w:t xml:space="preserve">• </w:t>
-      </w:r>
-      <w:r>
-        <w:rPr>
-          <w:rFonts w:ascii="Arial" w:hAnsi="Arial" w:eastAsia="Arial" w:cs="Arial"/>
-          <w:b/>
-          <w:color w:val="000000"/>
-          <w:sz w:val="20"/>
-          <w:u w:val="none"/>
-        </w:rPr>
-        <w:t>Summary</w:t>
-      </w:r>
-      <w:r>
-        <w:rPr>
-          <w:rFonts w:ascii="Arial" w:hAnsi="Arial" w:eastAsia="Arial" w:cs="Arial"/>
-          <w:b w:val="0"/>
-          <w:color w:val="000000"/>
-          <w:sz w:val="20"/>
-          <w:u w:val="none"/>
-        </w:rPr>
-        <w:t>: System may encounter problem if inputting invalid pattern in searching criteria of function "Check Listing"</w:t>
-      </w:r>
-    </w:p>
-    <w:p>
-      <w:pPr>
-        <w:spacing w:before="0" w:after="40"/>
-        <w:ind w:left="360" w:hanging="240"/>
-      </w:pPr>
-      <w:r>
-        <w:rPr>
-          <w:rFonts w:ascii="Arial" w:hAnsi="Arial" w:eastAsia="Arial" w:cs="Arial"/>
-          <w:b w:val="0"/>
-          <w:color w:val="000000"/>
-          <w:sz w:val="20"/>
-          <w:u w:val="none"/>
-        </w:rPr>
-        <w:t xml:space="preserve">• </w:t>
-      </w:r>
-      <w:r>
-        <w:rPr>
-          <w:rFonts w:ascii="Arial" w:hAnsi="Arial" w:eastAsia="Arial" w:cs="Arial"/>
-          <w:b/>
-          <w:color w:val="000000"/>
-          <w:sz w:val="20"/>
-          <w:u w:val="none"/>
-        </w:rPr>
-        <w:t>Component</w:t>
-      </w:r>
-      <w:r>
-        <w:rPr>
-          <w:rFonts w:ascii="Arial" w:hAnsi="Arial" w:eastAsia="Arial" w:cs="Arial"/>
-          <w:b w:val="0"/>
-          <w:color w:val="000000"/>
-          <w:sz w:val="20"/>
-          <w:u w:val="none"/>
-        </w:rPr>
-        <w:t>: POS</w:t>
-      </w:r>
-    </w:p>
-    <w:p>
-      <w:pPr>
-        <w:spacing w:before="0" w:after="40"/>
-        <w:ind w:left="360" w:hanging="240"/>
-      </w:pPr>
-      <w:r>
-        <w:rPr>
-          <w:rFonts w:ascii="Arial" w:hAnsi="Arial" w:eastAsia="Arial" w:cs="Arial"/>
-          <w:b w:val="0"/>
-          <w:color w:val="000000"/>
-          <w:sz w:val="20"/>
-          <w:u w:val="none"/>
-        </w:rPr>
-        <w:t xml:space="preserve">• </w:t>
-      </w:r>
-      <w:r>
-        <w:rPr>
-          <w:rFonts w:ascii="Arial" w:hAnsi="Arial" w:eastAsia="Arial" w:cs="Arial"/>
-          <w:b/>
-          <w:color w:val="000000"/>
-          <w:sz w:val="20"/>
-          <w:u w:val="none"/>
-        </w:rPr>
-        <w:t>Sprint</w:t>
-      </w:r>
-      <w:r>
-        <w:rPr>
-          <w:rFonts w:ascii="Arial" w:hAnsi="Arial" w:eastAsia="Arial" w:cs="Arial"/>
-          <w:b w:val="0"/>
-          <w:color w:val="000000"/>
-          <w:sz w:val="20"/>
-          <w:u w:val="none"/>
-        </w:rPr>
-        <w:t>: POS - 20260921-20261002</w:t>
-      </w:r>
-    </w:p>
-    <w:p>
-      <w:pPr>
-        <w:spacing w:before="0" w:after="40"/>
-        <w:ind w:left="360" w:hanging="240"/>
-      </w:pPr>
-      <w:r>
-        <w:rPr>
-          <w:rFonts w:ascii="Arial" w:hAnsi="Arial" w:eastAsia="Arial" w:cs="Arial"/>
-          <w:b w:val="0"/>
-          <w:color w:val="000000"/>
-          <w:sz w:val="20"/>
-          <w:u w:val="none"/>
-        </w:rPr>
-        <w:t xml:space="preserve">• </w:t>
-      </w:r>
-      <w:r>
-        <w:rPr>
-          <w:rFonts w:ascii="Arial" w:hAnsi="Arial" w:eastAsia="Arial" w:cs="Arial"/>
-          <w:b/>
-          <w:color w:val="000000"/>
-          <w:sz w:val="20"/>
-          <w:u w:val="none"/>
-        </w:rPr>
-        <w:t>Fixing Scope</w:t>
-      </w:r>
-      <w:r>
-        <w:rPr>
-          <w:rFonts w:ascii="Arial" w:hAnsi="Arial" w:eastAsia="Arial" w:cs="Arial"/>
-          <w:b w:val="0"/>
-          <w:color w:val="000000"/>
-          <w:sz w:val="20"/>
-          <w:u w:val="none"/>
-        </w:rPr>
-        <w:t>: Cover all kinds of searching criteria (Search by Check No. / Member No. / Room No. / Table No. / Criteria), fix the crashing problem, and keep all valid patterns searchable.</w:t>
-      </w:r>
-    </w:p>
-    <w:p>
-      <w:pPr>
-        <w:spacing w:before="160" w:after="80"/>
-      </w:pPr>
-      <w:r>
-        <w:rPr>
-          <w:rFonts w:ascii="Arial" w:hAnsi="Arial" w:eastAsia="Arial" w:cs="Arial"/>
-          <w:b/>
-          <w:color w:val="001EFF"/>
-          <w:sz w:val="24"/>
-          <w:u w:val="none"/>
-        </w:rPr>
-        <w:t>Regression Test Scope</w:t>
-      </w:r>
-    </w:p>
-    <w:p>
-      <w:pPr>
-        <w:spacing w:before="0" w:after="40"/>
-        <w:ind w:left="360" w:hanging="240"/>
-      </w:pPr>
-      <w:r>
-        <w:rPr>
-          <w:rFonts w:ascii="Arial" w:hAnsi="Arial" w:eastAsia="Arial" w:cs="Arial"/>
-          <w:b w:val="0"/>
-          <w:color w:val="000000"/>
-          <w:sz w:val="20"/>
-          <w:u w:val="none"/>
-        </w:rPr>
-        <w:t>• Admin &gt; Check Operation &gt; Check Listing function in all check listing tabs.</w:t>
-      </w:r>
-    </w:p>
-    <w:p>
-      <w:pPr>
-        <w:spacing w:before="0" w:after="40"/>
-        <w:ind w:left="360" w:hanging="240"/>
-      </w:pPr>
-      <w:r>
-        <w:rPr>
-          <w:rFonts w:ascii="Arial" w:hAnsi="Arial" w:eastAsia="Arial" w:cs="Arial"/>
-          <w:b w:val="0"/>
-          <w:color w:val="000000"/>
-          <w:sz w:val="20"/>
-          <w:u w:val="none"/>
-        </w:rPr>
-        <w:t>• Search by Check No., Search by Member No., Search by Room No., Search by Table No. and Search by Criteria.</w:t>
-      </w:r>
-    </w:p>
-    <w:p>
-      <w:pPr>
-        <w:spacing w:before="0" w:after="40"/>
-        <w:ind w:left="360" w:hanging="240"/>
-      </w:pPr>
-      <w:r>
-        <w:rPr>
-          <w:rFonts w:ascii="Arial" w:hAnsi="Arial" w:eastAsia="Arial" w:cs="Arial"/>
-          <w:b w:val="0"/>
-          <w:color w:val="000000"/>
-          <w:sz w:val="20"/>
-          <w:u w:val="none"/>
-        </w:rPr>
-        <w:t>• Input validation and error/empty-result prompt behavior for invalid, empty, special-character and overlong patterns.</w:t>
-      </w:r>
-    </w:p>
-    <w:p>
-      <w:pPr>
-        <w:spacing w:before="0" w:after="40"/>
-        <w:ind w:left="360" w:hanging="240"/>
-      </w:pPr>
-      <w:r>
-        <w:rPr>
-          <w:rFonts w:ascii="Arial" w:hAnsi="Arial" w:eastAsia="Arial" w:cs="Arial"/>
-          <w:b w:val="0"/>
-          <w:color w:val="000000"/>
-          <w:sz w:val="20"/>
-          <w:u w:val="none"/>
-        </w:rPr>
-        <w:t>• All supported valid input patterns for check number, member number, room number and table number searches.</w:t>
-      </w:r>
-    </w:p>
-    <w:p>
-      <w:pPr>
-        <w:spacing w:before="0" w:after="40"/>
-        <w:ind w:left="360" w:hanging="240"/>
-      </w:pPr>
-      <w:r>
-        <w:rPr>
-          <w:rFonts w:ascii="Arial" w:hAnsi="Arial" w:eastAsia="Arial" w:cs="Arial"/>
-          <w:b w:val="0"/>
-          <w:color w:val="000000"/>
-          <w:sz w:val="20"/>
-          <w:u w:val="none"/>
-        </w:rPr>
-        <w:t>• Overall POS client stability after abnormal search input.</w:t>
-      </w:r>
-    </w:p>
     <w:sectPr>
       <w:pgSz w:w="12240" w:h="15840"/>
       <w:pgMar w:top="1440" w:right="1800" w:bottom="1440" w:left="1800" w:header="720" w:footer="720" w:gutter="0"/>
